--- a/rapor.docx
+++ b/rapor.docx
@@ -2,7 +2,7 @@
 <file path=word/document.xml><?xml version="1.0" encoding="utf-8"?>
 <w:document xmlns:w="http://schemas.openxmlformats.org/wordprocessingml/2006/main" xmlns:m="http://schemas.openxmlformats.org/officeDocument/2006/math" xmlns:r="http://schemas.openxmlformats.org/officeDocument/2006/relationships" xmlns:o="urn:schemas-microsoft-com:office:office" xmlns:v="urn:schemas-microsoft-com:vml" xmlns:w10="urn:schemas-microsoft-com:office:word" xmlns:a="http://schemas.openxmlformats.org/drawingml/2006/main" xmlns:pic="http://schemas.openxmlformats.org/drawingml/2006/picture" xmlns:wp="http://schemas.openxmlformats.org/drawingml/2006/wordprocessingDrawing">
   <w:body>
-    <w:bookmarkStart w:id="30" w:name="X13d074d8d12b23512437ca4f08b24f61b290cfe"/>
+    <w:bookmarkStart w:id="51" w:name="X13d074d8d12b23512437ca4f08b24f61b290cfe"/>
     <w:p>
       <w:pPr>
         <w:pStyle w:val="Heading1"/>
@@ -52,7 +52,7 @@
       </w:r>
     </w:p>
     <w:bookmarkEnd w:id="9"/>
-    <w:bookmarkStart w:id="10" w:name="giriş"/>
+    <w:bookmarkStart w:id="13" w:name="giriş"/>
     <w:p>
       <w:pPr>
         <w:pStyle w:val="Heading2"/>
@@ -77,31 +77,53 @@
         <w:t xml:space="preserve">Bir işlemcinin FPGA üzerinde çalıştırılması yalnızca CPU RTL tasarımıyla tamamlanmaz. Kaynak assembly dosyalarının makine koduna çevrilmesi, çok dosyalı programlarda sembollerin çözülmesi, relocation kayıtlarının uygulanması ve hedef bellek haritasına uygun imajın üretilmesi gerekir [2], [5]. Bu proje bu aşamaları uçtan uca ele alır.</w:t>
       </w:r>
     </w:p>
-    <w:tbl>
-      <w:tblPr>
-        <w:tblStyle w:val="FigureTable"/>
-        <w:tblW w:type="auto" w:w="0"/>
-        <w:jc w:val="center"/>
-        <w:tblLook w:firstRow="0" w:lastRow="0" w:firstColumn="0" w:lastColumn="0"/>
-      </w:tblPr>
-      <w:tblGrid>
-        <w:gridCol w:w="7920"/>
-      </w:tblGrid>
-      <w:tr>
-        <w:tc>
-          <w:tcPr/>
-          <w:p>
-            <w:pPr>
-              <w:pStyle w:val="Compact"/>
-              <w:jc w:val="center"/>
-            </w:pPr>
-            <w:r>
-              <w:t xml:space="preserve">Diyagram 1</w:t>
-            </w:r>
-          </w:p>
-        </w:tc>
-      </w:tr>
-    </w:tbl>
+    <w:p>
+      <w:pPr>
+        <w:pStyle w:val="CaptionedFigure"/>
+      </w:pPr>
+      <w:r>
+        <w:drawing>
+          <wp:inline>
+            <wp:extent cx="5334000" cy="548105"/>
+            <wp:effectExtent b="0" l="0" r="0" t="0"/>
+            <wp:docPr descr="Diyagram 1" title="" id="11" name="Picture"/>
+            <a:graphic>
+              <a:graphicData uri="http://schemas.openxmlformats.org/drawingml/2006/picture">
+                <pic:pic>
+                  <pic:nvPicPr>
+                    <pic:cNvPr descr="https://raw.githubusercontent.com/kaankarakoc42/riscv-assembler-go/main/docs/images/mermaid-jpeg/diagram-01-line-15.jpeg" id="12" name="Picture"/>
+                    <pic:cNvPicPr>
+                      <a:picLocks noChangeArrowheads="1" noChangeAspect="1"/>
+                    </pic:cNvPicPr>
+                  </pic:nvPicPr>
+                  <pic:blipFill>
+                    <a:blip r:embed="rId10"/>
+                    <a:stretch>
+                      <a:fillRect/>
+                    </a:stretch>
+                  </pic:blipFill>
+                  <pic:spPr bwMode="auto">
+                    <a:xfrm>
+                      <a:off x="0" y="0"/>
+                      <a:ext cx="5334000" cy="548105"/>
+                    </a:xfrm>
+                    <a:prstGeom prst="rect">
+                      <a:avLst/>
+                    </a:prstGeom>
+                    <a:noFill/>
+                    <a:ln w="9525">
+                      <a:noFill/>
+                      <a:headEnd/>
+                      <a:tailEnd/>
+                    </a:ln>
+                  </pic:spPr>
+                </pic:pic>
+              </a:graphicData>
+            </a:graphic>
+          </wp:inline>
+        </w:drawing>
+      </w:r>
+    </w:p>
     <w:p>
       <w:pPr>
         <w:pStyle w:val="ImageCaption"/>
@@ -118,8 +140,8 @@
         <w:t xml:space="preserve">Projede kullanılan yaklaşım, klasik assembler-linker mimarisini sadeleştirerek görünür hale getirir. Bu sayede hem sistem programlama hem de donanım-yazılım birlikte tasarımı açısından değerlendirilebilir bir çıktı elde edilmiştir (PÇ1, PÇ13).</w:t>
       </w:r>
     </w:p>
-    <w:bookmarkEnd w:id="10"/>
-    <w:bookmarkStart w:id="11" w:name="literatür-araştırması"/>
+    <w:bookmarkEnd w:id="13"/>
+    <w:bookmarkStart w:id="14" w:name="literatür-araştırması"/>
     <w:p>
       <w:pPr>
         <w:pStyle w:val="Heading2"/>
@@ -403,8 +425,8 @@
         <w:t xml:space="preserve">Bu karşılaştırmalı analiz, RVOB1’in ELF yerine geçmek için değil, linker ve relocation mantığını anlaşılır kılmak için tasarlandığını gösterir (PÇ6).</w:t>
       </w:r>
     </w:p>
-    <w:bookmarkEnd w:id="11"/>
-    <w:bookmarkStart w:id="12" w:name="yöntem-ve-sistem-tasarımı"/>
+    <w:bookmarkEnd w:id="14"/>
+    <w:bookmarkStart w:id="18" w:name="yöntem-ve-sistem-tasarımı"/>
     <w:p>
       <w:pPr>
         <w:pStyle w:val="Heading2"/>
@@ -436,31 +458,53 @@
         <w:t xml:space="preserve">dosyasını BRAM başlangıç içeriği olarak kullanır [10].</w:t>
       </w:r>
     </w:p>
-    <w:tbl>
-      <w:tblPr>
-        <w:tblStyle w:val="FigureTable"/>
-        <w:tblW w:type="auto" w:w="0"/>
-        <w:jc w:val="center"/>
-        <w:tblLook w:firstRow="0" w:lastRow="0" w:firstColumn="0" w:lastColumn="0"/>
-      </w:tblPr>
-      <w:tblGrid>
-        <w:gridCol w:w="7920"/>
-      </w:tblGrid>
-      <w:tr>
-        <w:tc>
-          <w:tcPr/>
-          <w:p>
-            <w:pPr>
-              <w:pStyle w:val="Compact"/>
-              <w:jc w:val="center"/>
-            </w:pPr>
-            <w:r>
-              <w:t xml:space="preserve">Diyagram 2</w:t>
-            </w:r>
-          </w:p>
-        </w:tc>
-      </w:tr>
-    </w:tbl>
+    <w:p>
+      <w:pPr>
+        <w:pStyle w:val="CaptionedFigure"/>
+      </w:pPr>
+      <w:r>
+        <w:drawing>
+          <wp:inline>
+            <wp:extent cx="5334000" cy="9404473"/>
+            <wp:effectExtent b="0" l="0" r="0" t="0"/>
+            <wp:docPr descr="Diyagram 2" title="" id="16" name="Picture"/>
+            <a:graphic>
+              <a:graphicData uri="http://schemas.openxmlformats.org/drawingml/2006/picture">
+                <pic:pic>
+                  <pic:nvPicPr>
+                    <pic:cNvPr descr="https://raw.githubusercontent.com/kaankarakoc42/riscv-assembler-go/main/docs/images/mermaid-jpeg/diagram-02-line-50.jpeg" id="17" name="Picture"/>
+                    <pic:cNvPicPr>
+                      <a:picLocks noChangeArrowheads="1" noChangeAspect="1"/>
+                    </pic:cNvPicPr>
+                  </pic:nvPicPr>
+                  <pic:blipFill>
+                    <a:blip r:embed="rId15"/>
+                    <a:stretch>
+                      <a:fillRect/>
+                    </a:stretch>
+                  </pic:blipFill>
+                  <pic:spPr bwMode="auto">
+                    <a:xfrm>
+                      <a:off x="0" y="0"/>
+                      <a:ext cx="5334000" cy="9404473"/>
+                    </a:xfrm>
+                    <a:prstGeom prst="rect">
+                      <a:avLst/>
+                    </a:prstGeom>
+                    <a:noFill/>
+                    <a:ln w="9525">
+                      <a:noFill/>
+                      <a:headEnd/>
+                      <a:tailEnd/>
+                    </a:ln>
+                  </pic:spPr>
+                </pic:pic>
+              </a:graphicData>
+            </a:graphic>
+          </wp:inline>
+        </w:drawing>
+      </w:r>
+    </w:p>
     <w:p>
       <w:pPr>
         <w:pStyle w:val="ImageCaption"/>
@@ -485,8 +529,364 @@
         <w:t xml:space="preserve">Bu tasarım kararı, karmaşıklığı azaltırken linker mimarisinin temel gerekçesini korur: kaynak dosyalar bağımsız derlenir, semboller link aşamasında çözülür ve relocation nihai adrese göre uygulanır (PÇ6).</w:t>
       </w:r>
     </w:p>
-    <w:bookmarkEnd w:id="12"/>
-    <w:bookmarkStart w:id="13" w:name="assembler-tasarımı"/>
+    <w:p>
+      <w:pPr>
+        <w:pStyle w:val="BodyText"/>
+      </w:pPr>
+      <w:r>
+        <w:t xml:space="preserve">Projede bu mimari doğrudan repository yapısına yansıtılmıştır:</w:t>
+      </w:r>
+    </w:p>
+    <w:p>
+      <w:pPr>
+        <w:pStyle w:val="SourceCode"/>
+      </w:pPr>
+      <w:r>
+        <w:rPr>
+          <w:rStyle w:val="VerbatimChar"/>
+        </w:rPr>
+        <w:t xml:space="preserve">.</w:t>
+      </w:r>
+      <w:r>
+        <w:br/>
+      </w:r>
+      <w:r>
+        <w:rPr>
+          <w:rStyle w:val="VerbatimChar"/>
+        </w:rPr>
+        <w:t xml:space="preserve">├── assembler/     lexer, parser ve RV32I encoder</w:t>
+      </w:r>
+      <w:r>
+        <w:br/>
+      </w:r>
+      <w:r>
+        <w:rPr>
+          <w:rStyle w:val="VerbatimChar"/>
+        </w:rPr>
+        <w:t xml:space="preserve">├── linker/        section merge, symbol resolution, relocation ve image emit</w:t>
+      </w:r>
+      <w:r>
+        <w:br/>
+      </w:r>
+      <w:r>
+        <w:rPr>
+          <w:rStyle w:val="VerbatimChar"/>
+        </w:rPr>
+        <w:t xml:space="preserve">├── common/        ISA, object format ve relocation ortak tipleri</w:t>
+      </w:r>
+      <w:r>
+        <w:br/>
+      </w:r>
+      <w:r>
+        <w:rPr>
+          <w:rStyle w:val="VerbatimChar"/>
+        </w:rPr>
+        <w:t xml:space="preserve">├── fpga/          PicoRV32 tabanlı SoC, BRAM ve pin tanımları</w:t>
+      </w:r>
+      <w:r>
+        <w:br/>
+      </w:r>
+      <w:r>
+        <w:rPr>
+          <w:rStyle w:val="VerbatimChar"/>
+        </w:rPr>
+        <w:t xml:space="preserve">├── examples/      blink, counter ve UART assembly demoları</w:t>
+      </w:r>
+      <w:r>
+        <w:br/>
+      </w:r>
+      <w:r>
+        <w:rPr>
+          <w:rStyle w:val="VerbatimChar"/>
+        </w:rPr>
+        <w:t xml:space="preserve">├── tests/         uçtan uca entegrasyon testleri</w:t>
+      </w:r>
+      <w:r>
+        <w:br/>
+      </w:r>
+      <w:r>
+        <w:rPr>
+          <w:rStyle w:val="VerbatimChar"/>
+        </w:rPr>
+        <w:t xml:space="preserve">└── docs/          mimari, format, relocation ve FPGA dokümantasyonu</w:t>
+      </w:r>
+    </w:p>
+    <w:p>
+      <w:pPr>
+        <w:pStyle w:val="FirstParagraph"/>
+      </w:pPr>
+      <w:r>
+        <w:t xml:space="preserve">Gerçek build akışı aşağıdaki komutlarla çalıştırılmıştır. CLI araçları başarı durumunda sessiz döner; doğrulama</w:t>
+      </w:r>
+      <w:r>
+        <w:t xml:space="preserve"> </w:t>
+      </w:r>
+      <w:r>
+        <w:rPr>
+          <w:rStyle w:val="VerbatimChar"/>
+        </w:rPr>
+        <w:t xml:space="preserve">rvdump</w:t>
+      </w:r>
+      <w:r>
+        <w:t xml:space="preserve">,</w:t>
+      </w:r>
+      <w:r>
+        <w:t xml:space="preserve"> </w:t>
+      </w:r>
+      <w:r>
+        <w:rPr>
+          <w:rStyle w:val="VerbatimChar"/>
+        </w:rPr>
+        <w:t xml:space="preserve">.map</w:t>
+      </w:r>
+      <w:r>
+        <w:t xml:space="preserve">,</w:t>
+      </w:r>
+      <w:r>
+        <w:t xml:space="preserve"> </w:t>
+      </w:r>
+      <w:r>
+        <w:rPr>
+          <w:rStyle w:val="VerbatimChar"/>
+        </w:rPr>
+        <w:t xml:space="preserve">.mem</w:t>
+      </w:r>
+      <w:r>
+        <w:t xml:space="preserve"> </w:t>
+      </w:r>
+      <w:r>
+        <w:t xml:space="preserve">ve test çıktılarıyla yapılır.</w:t>
+      </w:r>
+    </w:p>
+    <w:p>
+      <w:pPr>
+        <w:pStyle w:val="SourceCode"/>
+      </w:pPr>
+      <w:r>
+        <w:rPr>
+          <w:rStyle w:val="NormalTok"/>
+        </w:rPr>
+        <w:t xml:space="preserve">$ go build </w:t>
+      </w:r>
+      <w:r>
+        <w:rPr>
+          <w:rStyle w:val="OperatorTok"/>
+        </w:rPr>
+        <w:t xml:space="preserve">-</w:t>
+      </w:r>
+      <w:r>
+        <w:rPr>
+          <w:rStyle w:val="NormalTok"/>
+        </w:rPr>
+        <w:t xml:space="preserve">o bin</w:t>
+      </w:r>
+      <w:r>
+        <w:rPr>
+          <w:rStyle w:val="OperatorTok"/>
+        </w:rPr>
+        <w:t xml:space="preserve">/</w:t>
+      </w:r>
+      <w:r>
+        <w:rPr>
+          <w:rStyle w:val="NormalTok"/>
+        </w:rPr>
+        <w:t xml:space="preserve">rvasm</w:t>
+      </w:r>
+      <w:r>
+        <w:rPr>
+          <w:rStyle w:val="OperatorTok"/>
+        </w:rPr>
+        <w:t xml:space="preserve">.</w:t>
+      </w:r>
+      <w:r>
+        <w:rPr>
+          <w:rStyle w:val="FunctionTok"/>
+        </w:rPr>
+        <w:t xml:space="preserve">exe</w:t>
+      </w:r>
+      <w:r>
+        <w:rPr>
+          <w:rStyle w:val="NormalTok"/>
+        </w:rPr>
+        <w:t xml:space="preserve"> </w:t>
+      </w:r>
+      <w:r>
+        <w:rPr>
+          <w:rStyle w:val="OperatorTok"/>
+        </w:rPr>
+        <w:t xml:space="preserve">./</w:t>
+      </w:r>
+      <w:r>
+        <w:rPr>
+          <w:rStyle w:val="NormalTok"/>
+        </w:rPr>
+        <w:t xml:space="preserve">cmd</w:t>
+      </w:r>
+      <w:r>
+        <w:rPr>
+          <w:rStyle w:val="OperatorTok"/>
+        </w:rPr>
+        <w:t xml:space="preserve">/</w:t>
+      </w:r>
+      <w:r>
+        <w:rPr>
+          <w:rStyle w:val="NormalTok"/>
+        </w:rPr>
+        <w:t xml:space="preserve">rvasm</w:t>
+      </w:r>
+      <w:r>
+        <w:br/>
+      </w:r>
+      <w:r>
+        <w:rPr>
+          <w:rStyle w:val="NormalTok"/>
+        </w:rPr>
+        <w:t xml:space="preserve">$ go build </w:t>
+      </w:r>
+      <w:r>
+        <w:rPr>
+          <w:rStyle w:val="OperatorTok"/>
+        </w:rPr>
+        <w:t xml:space="preserve">-</w:t>
+      </w:r>
+      <w:r>
+        <w:rPr>
+          <w:rStyle w:val="NormalTok"/>
+        </w:rPr>
+        <w:t xml:space="preserve">o bin</w:t>
+      </w:r>
+      <w:r>
+        <w:rPr>
+          <w:rStyle w:val="OperatorTok"/>
+        </w:rPr>
+        <w:t xml:space="preserve">/</w:t>
+      </w:r>
+      <w:r>
+        <w:rPr>
+          <w:rStyle w:val="NormalTok"/>
+        </w:rPr>
+        <w:t xml:space="preserve">rvld</w:t>
+      </w:r>
+      <w:r>
+        <w:rPr>
+          <w:rStyle w:val="OperatorTok"/>
+        </w:rPr>
+        <w:t xml:space="preserve">.</w:t>
+      </w:r>
+      <w:r>
+        <w:rPr>
+          <w:rStyle w:val="FunctionTok"/>
+        </w:rPr>
+        <w:t xml:space="preserve">exe</w:t>
+      </w:r>
+      <w:r>
+        <w:rPr>
+          <w:rStyle w:val="NormalTok"/>
+        </w:rPr>
+        <w:t xml:space="preserve">  </w:t>
+      </w:r>
+      <w:r>
+        <w:rPr>
+          <w:rStyle w:val="OperatorTok"/>
+        </w:rPr>
+        <w:t xml:space="preserve">./</w:t>
+      </w:r>
+      <w:r>
+        <w:rPr>
+          <w:rStyle w:val="NormalTok"/>
+        </w:rPr>
+        <w:t xml:space="preserve">cmd</w:t>
+      </w:r>
+      <w:r>
+        <w:rPr>
+          <w:rStyle w:val="OperatorTok"/>
+        </w:rPr>
+        <w:t xml:space="preserve">/</w:t>
+      </w:r>
+      <w:r>
+        <w:rPr>
+          <w:rStyle w:val="NormalTok"/>
+        </w:rPr>
+        <w:t xml:space="preserve">rvld</w:t>
+      </w:r>
+      <w:r>
+        <w:br/>
+      </w:r>
+      <w:r>
+        <w:rPr>
+          <w:rStyle w:val="NormalTok"/>
+        </w:rPr>
+        <w:t xml:space="preserve">$ go build </w:t>
+      </w:r>
+      <w:r>
+        <w:rPr>
+          <w:rStyle w:val="OperatorTok"/>
+        </w:rPr>
+        <w:t xml:space="preserve">-</w:t>
+      </w:r>
+      <w:r>
+        <w:rPr>
+          <w:rStyle w:val="NormalTok"/>
+        </w:rPr>
+        <w:t xml:space="preserve">o bin</w:t>
+      </w:r>
+      <w:r>
+        <w:rPr>
+          <w:rStyle w:val="OperatorTok"/>
+        </w:rPr>
+        <w:t xml:space="preserve">/</w:t>
+      </w:r>
+      <w:r>
+        <w:rPr>
+          <w:rStyle w:val="NormalTok"/>
+        </w:rPr>
+        <w:t xml:space="preserve">rvdump</w:t>
+      </w:r>
+      <w:r>
+        <w:rPr>
+          <w:rStyle w:val="OperatorTok"/>
+        </w:rPr>
+        <w:t xml:space="preserve">.</w:t>
+      </w:r>
+      <w:r>
+        <w:rPr>
+          <w:rStyle w:val="FunctionTok"/>
+        </w:rPr>
+        <w:t xml:space="preserve">exe</w:t>
+      </w:r>
+      <w:r>
+        <w:rPr>
+          <w:rStyle w:val="NormalTok"/>
+        </w:rPr>
+        <w:t xml:space="preserve"> </w:t>
+      </w:r>
+      <w:r>
+        <w:rPr>
+          <w:rStyle w:val="OperatorTok"/>
+        </w:rPr>
+        <w:t xml:space="preserve">./</w:t>
+      </w:r>
+      <w:r>
+        <w:rPr>
+          <w:rStyle w:val="NormalTok"/>
+        </w:rPr>
+        <w:t xml:space="preserve">cmd</w:t>
+      </w:r>
+      <w:r>
+        <w:rPr>
+          <w:rStyle w:val="OperatorTok"/>
+        </w:rPr>
+        <w:t xml:space="preserve">/</w:t>
+      </w:r>
+      <w:r>
+        <w:rPr>
+          <w:rStyle w:val="NormalTok"/>
+        </w:rPr>
+        <w:t xml:space="preserve">rvdump</w:t>
+      </w:r>
+    </w:p>
+    <w:bookmarkEnd w:id="18"/>
+    <w:bookmarkStart w:id="22" w:name="assembler-tasarımı"/>
     <w:p>
       <w:pPr>
         <w:pStyle w:val="Heading2"/>
@@ -590,31 +990,53 @@
         <w:t xml:space="preserve">gibi token türlerine ayırır. Parser satır tabanlı recursive-descent yaklaşımıyla label, directive ve instruction ifadelerinden AST üretir [10].</w:t>
       </w:r>
     </w:p>
-    <w:tbl>
-      <w:tblPr>
-        <w:tblStyle w:val="FigureTable"/>
-        <w:tblW w:type="auto" w:w="0"/>
-        <w:jc w:val="center"/>
-        <w:tblLook w:firstRow="0" w:lastRow="0" w:firstColumn="0" w:lastColumn="0"/>
-      </w:tblPr>
-      <w:tblGrid>
-        <w:gridCol w:w="7920"/>
-      </w:tblGrid>
-      <w:tr>
-        <w:tc>
-          <w:tcPr/>
-          <w:p>
-            <w:pPr>
-              <w:pStyle w:val="Compact"/>
-              <w:jc w:val="center"/>
-            </w:pPr>
-            <w:r>
-              <w:t xml:space="preserve">Diyagram 3</w:t>
-            </w:r>
-          </w:p>
-        </w:tc>
-      </w:tr>
-    </w:tbl>
+    <w:p>
+      <w:pPr>
+        <w:pStyle w:val="CaptionedFigure"/>
+      </w:pPr>
+      <w:r>
+        <w:drawing>
+          <wp:inline>
+            <wp:extent cx="5334000" cy="548684"/>
+            <wp:effectExtent b="0" l="0" r="0" t="0"/>
+            <wp:docPr descr="Diyagram 3" title="" id="20" name="Picture"/>
+            <a:graphic>
+              <a:graphicData uri="http://schemas.openxmlformats.org/drawingml/2006/picture">
+                <pic:pic>
+                  <pic:nvPicPr>
+                    <pic:cNvPr descr="https://raw.githubusercontent.com/kaankarakoc42/riscv-assembler-go/main/docs/images/mermaid-jpeg/diagram-03-line-100.jpeg" id="21" name="Picture"/>
+                    <pic:cNvPicPr>
+                      <a:picLocks noChangeArrowheads="1" noChangeAspect="1"/>
+                    </pic:cNvPicPr>
+                  </pic:nvPicPr>
+                  <pic:blipFill>
+                    <a:blip r:embed="rId19"/>
+                    <a:stretch>
+                      <a:fillRect/>
+                    </a:stretch>
+                  </pic:blipFill>
+                  <pic:spPr bwMode="auto">
+                    <a:xfrm>
+                      <a:off x="0" y="0"/>
+                      <a:ext cx="5334000" cy="548684"/>
+                    </a:xfrm>
+                    <a:prstGeom prst="rect">
+                      <a:avLst/>
+                    </a:prstGeom>
+                    <a:noFill/>
+                    <a:ln w="9525">
+                      <a:noFill/>
+                      <a:headEnd/>
+                      <a:tailEnd/>
+                    </a:ln>
+                  </pic:spPr>
+                </pic:pic>
+              </a:graphicData>
+            </a:graphic>
+          </wp:inline>
+        </w:drawing>
+      </w:r>
+    </w:p>
     <w:p>
       <w:pPr>
         <w:pStyle w:val="ImageCaption"/>
@@ -1020,8 +1442,881 @@
         <w:t xml:space="preserve">Sembol içeren operandlar yerel sembol olsa bile relocation üretir. Bunun nedeni, section taban adreslerinin assembler tarafından değil linker tarafından belirlenmesidir (PÇ1, PÇ7).</w:t>
       </w:r>
     </w:p>
-    <w:bookmarkEnd w:id="13"/>
-    <w:bookmarkStart w:id="14" w:name="rvob1-object-dosya-formatı"/>
+    <w:p>
+      <w:pPr>
+        <w:pStyle w:val="BodyText"/>
+      </w:pPr>
+      <w:r>
+        <w:t xml:space="preserve">Blink demosundaki gerçek assembly kodu, memory-mapped LED register’a store işlemi yapar ve</w:t>
+      </w:r>
+      <w:r>
+        <w:t xml:space="preserve"> </w:t>
+      </w:r>
+      <w:r>
+        <w:rPr>
+          <w:rStyle w:val="VerbatimChar"/>
+        </w:rPr>
+        <w:t xml:space="preserve">delay</w:t>
+      </w:r>
+      <w:r>
+        <w:t xml:space="preserve"> </w:t>
+      </w:r>
+      <w:r>
+        <w:t xml:space="preserve">sembolünü başka dosyadan çağırır:</w:t>
+      </w:r>
+    </w:p>
+    <w:p>
+      <w:pPr>
+        <w:pStyle w:val="SourceCode"/>
+      </w:pPr>
+      <w:r>
+        <w:rPr>
+          <w:rStyle w:val="NormalTok"/>
+        </w:rPr>
+        <w:t xml:space="preserve">.global main</w:t>
+      </w:r>
+      <w:r>
+        <w:br/>
+      </w:r>
+      <w:r>
+        <w:rPr>
+          <w:rStyle w:val="NormalTok"/>
+        </w:rPr>
+        <w:t xml:space="preserve">.extern delay</w:t>
+      </w:r>
+      <w:r>
+        <w:br/>
+      </w:r>
+      <w:r>
+        <w:br/>
+      </w:r>
+      <w:r>
+        <w:rPr>
+          <w:rStyle w:val="NormalTok"/>
+        </w:rPr>
+        <w:t xml:space="preserve">.text</w:t>
+      </w:r>
+      <w:r>
+        <w:br/>
+      </w:r>
+      <w:r>
+        <w:rPr>
+          <w:rStyle w:val="FunctionTok"/>
+        </w:rPr>
+        <w:t xml:space="preserve">main:</w:t>
+      </w:r>
+      <w:r>
+        <w:br/>
+      </w:r>
+      <w:r>
+        <w:rPr>
+          <w:rStyle w:val="NormalTok"/>
+        </w:rPr>
+        <w:t xml:space="preserve">    addi </w:t>
+      </w:r>
+      <w:r>
+        <w:rPr>
+          <w:rStyle w:val="KeywordTok"/>
+        </w:rPr>
+        <w:t xml:space="preserve">sp</w:t>
+      </w:r>
+      <w:r>
+        <w:rPr>
+          <w:rStyle w:val="OperatorTok"/>
+        </w:rPr>
+        <w:t xml:space="preserve">,</w:t>
+      </w:r>
+      <w:r>
+        <w:rPr>
+          <w:rStyle w:val="NormalTok"/>
+        </w:rPr>
+        <w:t xml:space="preserve"> </w:t>
+      </w:r>
+      <w:r>
+        <w:rPr>
+          <w:rStyle w:val="KeywordTok"/>
+        </w:rPr>
+        <w:t xml:space="preserve">sp</w:t>
+      </w:r>
+      <w:r>
+        <w:rPr>
+          <w:rStyle w:val="OperatorTok"/>
+        </w:rPr>
+        <w:t xml:space="preserve">,</w:t>
+      </w:r>
+      <w:r>
+        <w:rPr>
+          <w:rStyle w:val="NormalTok"/>
+        </w:rPr>
+        <w:t xml:space="preserve"> </w:t>
+      </w:r>
+      <w:r>
+        <w:rPr>
+          <w:rStyle w:val="OperatorTok"/>
+        </w:rPr>
+        <w:t xml:space="preserve">-</w:t>
+      </w:r>
+      <w:r>
+        <w:rPr>
+          <w:rStyle w:val="DecValTok"/>
+        </w:rPr>
+        <w:t xml:space="preserve">16</w:t>
+      </w:r>
+      <w:r>
+        <w:br/>
+      </w:r>
+      <w:r>
+        <w:rPr>
+          <w:rStyle w:val="NormalTok"/>
+        </w:rPr>
+        <w:t xml:space="preserve">    sw   ra</w:t>
+      </w:r>
+      <w:r>
+        <w:rPr>
+          <w:rStyle w:val="OperatorTok"/>
+        </w:rPr>
+        <w:t xml:space="preserve">,</w:t>
+      </w:r>
+      <w:r>
+        <w:rPr>
+          <w:rStyle w:val="NormalTok"/>
+        </w:rPr>
+        <w:t xml:space="preserve"> </w:t>
+      </w:r>
+      <w:r>
+        <w:rPr>
+          <w:rStyle w:val="DecValTok"/>
+        </w:rPr>
+        <w:t xml:space="preserve">12</w:t>
+      </w:r>
+      <w:r>
+        <w:rPr>
+          <w:rStyle w:val="OperatorTok"/>
+        </w:rPr>
+        <w:t xml:space="preserve">(</w:t>
+      </w:r>
+      <w:r>
+        <w:rPr>
+          <w:rStyle w:val="KeywordTok"/>
+        </w:rPr>
+        <w:t xml:space="preserve">sp</w:t>
+      </w:r>
+      <w:r>
+        <w:rPr>
+          <w:rStyle w:val="OperatorTok"/>
+        </w:rPr>
+        <w:t xml:space="preserve">)</w:t>
+      </w:r>
+      <w:r>
+        <w:br/>
+      </w:r>
+      <w:r>
+        <w:rPr>
+          <w:rStyle w:val="NormalTok"/>
+        </w:rPr>
+        <w:t xml:space="preserve">    li   t1</w:t>
+      </w:r>
+      <w:r>
+        <w:rPr>
+          <w:rStyle w:val="OperatorTok"/>
+        </w:rPr>
+        <w:t xml:space="preserve">,</w:t>
+      </w:r>
+      <w:r>
+        <w:rPr>
+          <w:rStyle w:val="NormalTok"/>
+        </w:rPr>
+        <w:t xml:space="preserve"> </w:t>
+      </w:r>
+      <w:r>
+        <w:rPr>
+          <w:rStyle w:val="BaseNTok"/>
+        </w:rPr>
+        <w:t xml:space="preserve">0x40000000</w:t>
+      </w:r>
+      <w:r>
+        <w:rPr>
+          <w:rStyle w:val="NormalTok"/>
+        </w:rPr>
+        <w:t xml:space="preserve">    </w:t>
+      </w:r>
+      <w:r>
+        <w:rPr>
+          <w:rStyle w:val="OperatorTok"/>
+        </w:rPr>
+        <w:t xml:space="preserve">#</w:t>
+      </w:r>
+      <w:r>
+        <w:rPr>
+          <w:rStyle w:val="NormalTok"/>
+        </w:rPr>
+        <w:t xml:space="preserve"> LED register</w:t>
+      </w:r>
+      <w:r>
+        <w:br/>
+      </w:r>
+      <w:r>
+        <w:rPr>
+          <w:rStyle w:val="NormalTok"/>
+        </w:rPr>
+        <w:t xml:space="preserve">    li   t2</w:t>
+      </w:r>
+      <w:r>
+        <w:rPr>
+          <w:rStyle w:val="OperatorTok"/>
+        </w:rPr>
+        <w:t xml:space="preserve">,</w:t>
+      </w:r>
+      <w:r>
+        <w:rPr>
+          <w:rStyle w:val="NormalTok"/>
+        </w:rPr>
+        <w:t xml:space="preserve"> </w:t>
+      </w:r>
+      <w:r>
+        <w:rPr>
+          <w:rStyle w:val="BaseNTok"/>
+        </w:rPr>
+        <w:t xml:space="preserve">0x01</w:t>
+      </w:r>
+      <w:r>
+        <w:br/>
+      </w:r>
+      <w:r>
+        <w:br/>
+      </w:r>
+      <w:r>
+        <w:rPr>
+          <w:rStyle w:val="FunctionTok"/>
+        </w:rPr>
+        <w:t xml:space="preserve">loop:</w:t>
+      </w:r>
+      <w:r>
+        <w:br/>
+      </w:r>
+      <w:r>
+        <w:rPr>
+          <w:rStyle w:val="NormalTok"/>
+        </w:rPr>
+        <w:t xml:space="preserve">    sw   t2</w:t>
+      </w:r>
+      <w:r>
+        <w:rPr>
+          <w:rStyle w:val="OperatorTok"/>
+        </w:rPr>
+        <w:t xml:space="preserve">,</w:t>
+      </w:r>
+      <w:r>
+        <w:rPr>
+          <w:rStyle w:val="NormalTok"/>
+        </w:rPr>
+        <w:t xml:space="preserve"> </w:t>
+      </w:r>
+      <w:r>
+        <w:rPr>
+          <w:rStyle w:val="DecValTok"/>
+        </w:rPr>
+        <w:t xml:space="preserve">0</w:t>
+      </w:r>
+      <w:r>
+        <w:rPr>
+          <w:rStyle w:val="OperatorTok"/>
+        </w:rPr>
+        <w:t xml:space="preserve">(</w:t>
+      </w:r>
+      <w:r>
+        <w:rPr>
+          <w:rStyle w:val="NormalTok"/>
+        </w:rPr>
+        <w:t xml:space="preserve">t1</w:t>
+      </w:r>
+      <w:r>
+        <w:rPr>
+          <w:rStyle w:val="OperatorTok"/>
+        </w:rPr>
+        <w:t xml:space="preserve">)</w:t>
+      </w:r>
+      <w:r>
+        <w:br/>
+      </w:r>
+      <w:r>
+        <w:rPr>
+          <w:rStyle w:val="NormalTok"/>
+        </w:rPr>
+        <w:t xml:space="preserve">    li   a0</w:t>
+      </w:r>
+      <w:r>
+        <w:rPr>
+          <w:rStyle w:val="OperatorTok"/>
+        </w:rPr>
+        <w:t xml:space="preserve">,</w:t>
+      </w:r>
+      <w:r>
+        <w:rPr>
+          <w:rStyle w:val="NormalTok"/>
+        </w:rPr>
+        <w:t xml:space="preserve"> </w:t>
+      </w:r>
+      <w:r>
+        <w:rPr>
+          <w:rStyle w:val="BaseNTok"/>
+        </w:rPr>
+        <w:t xml:space="preserve">0x40000</w:t>
+      </w:r>
+      <w:r>
+        <w:br/>
+      </w:r>
+      <w:r>
+        <w:rPr>
+          <w:rStyle w:val="NormalTok"/>
+        </w:rPr>
+        <w:t xml:space="preserve">    </w:t>
+      </w:r>
+      <w:r>
+        <w:rPr>
+          <w:rStyle w:val="ControlFlowTok"/>
+        </w:rPr>
+        <w:t xml:space="preserve">call</w:t>
+      </w:r>
+      <w:r>
+        <w:rPr>
+          <w:rStyle w:val="NormalTok"/>
+        </w:rPr>
+        <w:t xml:space="preserve"> delay</w:t>
+      </w:r>
+      <w:r>
+        <w:br/>
+      </w:r>
+      <w:r>
+        <w:rPr>
+          <w:rStyle w:val="NormalTok"/>
+        </w:rPr>
+        <w:t xml:space="preserve">    slli t2</w:t>
+      </w:r>
+      <w:r>
+        <w:rPr>
+          <w:rStyle w:val="OperatorTok"/>
+        </w:rPr>
+        <w:t xml:space="preserve">,</w:t>
+      </w:r>
+      <w:r>
+        <w:rPr>
+          <w:rStyle w:val="NormalTok"/>
+        </w:rPr>
+        <w:t xml:space="preserve"> t2</w:t>
+      </w:r>
+      <w:r>
+        <w:rPr>
+          <w:rStyle w:val="OperatorTok"/>
+        </w:rPr>
+        <w:t xml:space="preserve">,</w:t>
+      </w:r>
+      <w:r>
+        <w:rPr>
+          <w:rStyle w:val="NormalTok"/>
+        </w:rPr>
+        <w:t xml:space="preserve"> </w:t>
+      </w:r>
+      <w:r>
+        <w:rPr>
+          <w:rStyle w:val="DecValTok"/>
+        </w:rPr>
+        <w:t xml:space="preserve">1</w:t>
+      </w:r>
+      <w:r>
+        <w:br/>
+      </w:r>
+      <w:r>
+        <w:rPr>
+          <w:rStyle w:val="NormalTok"/>
+        </w:rPr>
+        <w:t xml:space="preserve">    li   t3</w:t>
+      </w:r>
+      <w:r>
+        <w:rPr>
+          <w:rStyle w:val="OperatorTok"/>
+        </w:rPr>
+        <w:t xml:space="preserve">,</w:t>
+      </w:r>
+      <w:r>
+        <w:rPr>
+          <w:rStyle w:val="NormalTok"/>
+        </w:rPr>
+        <w:t xml:space="preserve"> </w:t>
+      </w:r>
+      <w:r>
+        <w:rPr>
+          <w:rStyle w:val="BaseNTok"/>
+        </w:rPr>
+        <w:t xml:space="preserve">0x40</w:t>
+      </w:r>
+      <w:r>
+        <w:br/>
+      </w:r>
+      <w:r>
+        <w:rPr>
+          <w:rStyle w:val="NormalTok"/>
+        </w:rPr>
+        <w:t xml:space="preserve">    bne  t2</w:t>
+      </w:r>
+      <w:r>
+        <w:rPr>
+          <w:rStyle w:val="OperatorTok"/>
+        </w:rPr>
+        <w:t xml:space="preserve">,</w:t>
+      </w:r>
+      <w:r>
+        <w:rPr>
+          <w:rStyle w:val="NormalTok"/>
+        </w:rPr>
+        <w:t xml:space="preserve"> t3</w:t>
+      </w:r>
+      <w:r>
+        <w:rPr>
+          <w:rStyle w:val="OperatorTok"/>
+        </w:rPr>
+        <w:t xml:space="preserve">,</w:t>
+      </w:r>
+      <w:r>
+        <w:rPr>
+          <w:rStyle w:val="NormalTok"/>
+        </w:rPr>
+        <w:t xml:space="preserve"> no_wrap</w:t>
+      </w:r>
+      <w:r>
+        <w:br/>
+      </w:r>
+      <w:r>
+        <w:rPr>
+          <w:rStyle w:val="NormalTok"/>
+        </w:rPr>
+        <w:t xml:space="preserve">    li   t2</w:t>
+      </w:r>
+      <w:r>
+        <w:rPr>
+          <w:rStyle w:val="OperatorTok"/>
+        </w:rPr>
+        <w:t xml:space="preserve">,</w:t>
+      </w:r>
+      <w:r>
+        <w:rPr>
+          <w:rStyle w:val="NormalTok"/>
+        </w:rPr>
+        <w:t xml:space="preserve"> </w:t>
+      </w:r>
+      <w:r>
+        <w:rPr>
+          <w:rStyle w:val="BaseNTok"/>
+        </w:rPr>
+        <w:t xml:space="preserve">0x01</w:t>
+      </w:r>
+      <w:r>
+        <w:br/>
+      </w:r>
+      <w:r>
+        <w:rPr>
+          <w:rStyle w:val="FunctionTok"/>
+        </w:rPr>
+        <w:t xml:space="preserve">no_wrap:</w:t>
+      </w:r>
+      <w:r>
+        <w:br/>
+      </w:r>
+      <w:r>
+        <w:rPr>
+          <w:rStyle w:val="NormalTok"/>
+        </w:rPr>
+        <w:t xml:space="preserve">    j    loop</w:t>
+      </w:r>
+    </w:p>
+    <w:p>
+      <w:pPr>
+        <w:pStyle w:val="FirstParagraph"/>
+      </w:pPr>
+      <w:r>
+        <w:t xml:space="preserve">Assembler çalıştırma örneği:</w:t>
+      </w:r>
+    </w:p>
+    <w:p>
+      <w:pPr>
+        <w:pStyle w:val="SourceCode"/>
+      </w:pPr>
+      <w:r>
+        <w:rPr>
+          <w:rStyle w:val="NormalTok"/>
+        </w:rPr>
+        <w:t xml:space="preserve">$ </w:t>
+      </w:r>
+      <w:r>
+        <w:rPr>
+          <w:rStyle w:val="OperatorTok"/>
+        </w:rPr>
+        <w:t xml:space="preserve">.</w:t>
+      </w:r>
+      <w:r>
+        <w:rPr>
+          <w:rStyle w:val="NormalTok"/>
+        </w:rPr>
+        <w:t xml:space="preserve">\bin\rvasm</w:t>
+      </w:r>
+      <w:r>
+        <w:rPr>
+          <w:rStyle w:val="OperatorTok"/>
+        </w:rPr>
+        <w:t xml:space="preserve">.</w:t>
+      </w:r>
+      <w:r>
+        <w:rPr>
+          <w:rStyle w:val="FunctionTok"/>
+        </w:rPr>
+        <w:t xml:space="preserve">exe</w:t>
+      </w:r>
+      <w:r>
+        <w:rPr>
+          <w:rStyle w:val="NormalTok"/>
+        </w:rPr>
+        <w:t xml:space="preserve"> </w:t>
+      </w:r>
+      <w:r>
+        <w:rPr>
+          <w:rStyle w:val="OperatorTok"/>
+        </w:rPr>
+        <w:t xml:space="preserve">-</w:t>
+      </w:r>
+      <w:r>
+        <w:rPr>
+          <w:rStyle w:val="NormalTok"/>
+        </w:rPr>
+        <w:t xml:space="preserve">o build</w:t>
+      </w:r>
+      <w:r>
+        <w:rPr>
+          <w:rStyle w:val="OperatorTok"/>
+        </w:rPr>
+        <w:t xml:space="preserve">/</w:t>
+      </w:r>
+      <w:r>
+        <w:rPr>
+          <w:rStyle w:val="NormalTok"/>
+        </w:rPr>
+        <w:t xml:space="preserve">report-demo</w:t>
+      </w:r>
+      <w:r>
+        <w:rPr>
+          <w:rStyle w:val="OperatorTok"/>
+        </w:rPr>
+        <w:t xml:space="preserve">/</w:t>
+      </w:r>
+      <w:r>
+        <w:rPr>
+          <w:rStyle w:val="NormalTok"/>
+        </w:rPr>
+        <w:t xml:space="preserve">blink</w:t>
+      </w:r>
+      <w:r>
+        <w:rPr>
+          <w:rStyle w:val="OperatorTok"/>
+        </w:rPr>
+        <w:t xml:space="preserve">.</w:t>
+      </w:r>
+      <w:r>
+        <w:rPr>
+          <w:rStyle w:val="FunctionTok"/>
+        </w:rPr>
+        <w:t xml:space="preserve">ro</w:t>
+      </w:r>
+      <w:r>
+        <w:rPr>
+          <w:rStyle w:val="NormalTok"/>
+        </w:rPr>
+        <w:t xml:space="preserve"> examples</w:t>
+      </w:r>
+      <w:r>
+        <w:rPr>
+          <w:rStyle w:val="OperatorTok"/>
+        </w:rPr>
+        <w:t xml:space="preserve">/</w:t>
+      </w:r>
+      <w:r>
+        <w:rPr>
+          <w:rStyle w:val="NormalTok"/>
+        </w:rPr>
+        <w:t xml:space="preserve">blink</w:t>
+      </w:r>
+      <w:r>
+        <w:rPr>
+          <w:rStyle w:val="OperatorTok"/>
+        </w:rPr>
+        <w:t xml:space="preserve">/</w:t>
+      </w:r>
+      <w:r>
+        <w:rPr>
+          <w:rStyle w:val="NormalTok"/>
+        </w:rPr>
+        <w:t xml:space="preserve">blink</w:t>
+      </w:r>
+      <w:r>
+        <w:rPr>
+          <w:rStyle w:val="OperatorTok"/>
+        </w:rPr>
+        <w:t xml:space="preserve">.</w:t>
+      </w:r>
+      <w:r>
+        <w:rPr>
+          <w:rStyle w:val="FunctionTok"/>
+        </w:rPr>
+        <w:t xml:space="preserve">s</w:t>
+      </w:r>
+      <w:r>
+        <w:br/>
+      </w:r>
+      <w:r>
+        <w:rPr>
+          <w:rStyle w:val="NormalTok"/>
+        </w:rPr>
+        <w:t xml:space="preserve">$ </w:t>
+      </w:r>
+      <w:r>
+        <w:rPr>
+          <w:rStyle w:val="OperatorTok"/>
+        </w:rPr>
+        <w:t xml:space="preserve">.</w:t>
+      </w:r>
+      <w:r>
+        <w:rPr>
+          <w:rStyle w:val="NormalTok"/>
+        </w:rPr>
+        <w:t xml:space="preserve">\bin\rvasm</w:t>
+      </w:r>
+      <w:r>
+        <w:rPr>
+          <w:rStyle w:val="OperatorTok"/>
+        </w:rPr>
+        <w:t xml:space="preserve">.</w:t>
+      </w:r>
+      <w:r>
+        <w:rPr>
+          <w:rStyle w:val="FunctionTok"/>
+        </w:rPr>
+        <w:t xml:space="preserve">exe</w:t>
+      </w:r>
+      <w:r>
+        <w:rPr>
+          <w:rStyle w:val="NormalTok"/>
+        </w:rPr>
+        <w:t xml:space="preserve"> </w:t>
+      </w:r>
+      <w:r>
+        <w:rPr>
+          <w:rStyle w:val="OperatorTok"/>
+        </w:rPr>
+        <w:t xml:space="preserve">-</w:t>
+      </w:r>
+      <w:r>
+        <w:rPr>
+          <w:rStyle w:val="NormalTok"/>
+        </w:rPr>
+        <w:t xml:space="preserve">o build</w:t>
+      </w:r>
+      <w:r>
+        <w:rPr>
+          <w:rStyle w:val="OperatorTok"/>
+        </w:rPr>
+        <w:t xml:space="preserve">/</w:t>
+      </w:r>
+      <w:r>
+        <w:rPr>
+          <w:rStyle w:val="NormalTok"/>
+        </w:rPr>
+        <w:t xml:space="preserve">report-demo</w:t>
+      </w:r>
+      <w:r>
+        <w:rPr>
+          <w:rStyle w:val="OperatorTok"/>
+        </w:rPr>
+        <w:t xml:space="preserve">/</w:t>
+      </w:r>
+      <w:r>
+        <w:rPr>
+          <w:rStyle w:val="FunctionTok"/>
+        </w:rPr>
+        <w:t xml:space="preserve">start</w:t>
+      </w:r>
+      <w:r>
+        <w:rPr>
+          <w:rStyle w:val="OperatorTok"/>
+        </w:rPr>
+        <w:t xml:space="preserve">.</w:t>
+      </w:r>
+      <w:r>
+        <w:rPr>
+          <w:rStyle w:val="FunctionTok"/>
+        </w:rPr>
+        <w:t xml:space="preserve">ro</w:t>
+      </w:r>
+      <w:r>
+        <w:rPr>
+          <w:rStyle w:val="NormalTok"/>
+        </w:rPr>
+        <w:t xml:space="preserve"> examples</w:t>
+      </w:r>
+      <w:r>
+        <w:rPr>
+          <w:rStyle w:val="OperatorTok"/>
+        </w:rPr>
+        <w:t xml:space="preserve">/</w:t>
+      </w:r>
+      <w:r>
+        <w:rPr>
+          <w:rStyle w:val="NormalTok"/>
+        </w:rPr>
+        <w:t xml:space="preserve">blink</w:t>
+      </w:r>
+      <w:r>
+        <w:rPr>
+          <w:rStyle w:val="OperatorTok"/>
+        </w:rPr>
+        <w:t xml:space="preserve">/</w:t>
+      </w:r>
+      <w:r>
+        <w:rPr>
+          <w:rStyle w:val="FunctionTok"/>
+        </w:rPr>
+        <w:t xml:space="preserve">start</w:t>
+      </w:r>
+      <w:r>
+        <w:rPr>
+          <w:rStyle w:val="OperatorTok"/>
+        </w:rPr>
+        <w:t xml:space="preserve">.</w:t>
+      </w:r>
+      <w:r>
+        <w:rPr>
+          <w:rStyle w:val="FunctionTok"/>
+        </w:rPr>
+        <w:t xml:space="preserve">s</w:t>
+      </w:r>
+    </w:p>
+    <w:p>
+      <w:pPr>
+        <w:pStyle w:val="FirstParagraph"/>
+      </w:pPr>
+      <w:r>
+        <w:t xml:space="preserve">Üretilen object dosyasının içeriği</w:t>
+      </w:r>
+      <w:r>
+        <w:t xml:space="preserve"> </w:t>
+      </w:r>
+      <w:r>
+        <w:rPr>
+          <w:rStyle w:val="VerbatimChar"/>
+        </w:rPr>
+        <w:t xml:space="preserve">rvdump</w:t>
+      </w:r>
+      <w:r>
+        <w:t xml:space="preserve"> </w:t>
+      </w:r>
+      <w:r>
+        <w:t xml:space="preserve">ile incelendiğinde assembler’ın section, symbol ve relocation kayıtlarını gerçekten ürettiği görülür:</w:t>
+      </w:r>
+    </w:p>
+    <w:p>
+      <w:pPr>
+        <w:pStyle w:val="SourceCode"/>
+      </w:pPr>
+      <w:r>
+        <w:rPr>
+          <w:rStyle w:val="VerbatimChar"/>
+        </w:rPr>
+        <w:t xml:space="preserve">Sections:</w:t>
+      </w:r>
+      <w:r>
+        <w:br/>
+      </w:r>
+      <w:r>
+        <w:rPr>
+          <w:rStyle w:val="VerbatimChar"/>
+        </w:rPr>
+        <w:t xml:space="preserve">  idx name          size  flags</w:t>
+      </w:r>
+      <w:r>
+        <w:br/>
+      </w:r>
+      <w:r>
+        <w:rPr>
+          <w:rStyle w:val="VerbatimChar"/>
+        </w:rPr>
+        <w:t xml:space="preserve">  0   .text           84  AX</w:t>
+      </w:r>
+      <w:r>
+        <w:br/>
+      </w:r>
+      <w:r>
+        <w:rPr>
+          <w:rStyle w:val="VerbatimChar"/>
+        </w:rPr>
+        <w:t xml:space="preserve">  1   .data            0  AW</w:t>
+      </w:r>
+      <w:r>
+        <w:br/>
+      </w:r>
+      <w:r>
+        <w:br/>
+      </w:r>
+      <w:r>
+        <w:rPr>
+          <w:rStyle w:val="VerbatimChar"/>
+        </w:rPr>
+        <w:t xml:space="preserve">Symbols:</w:t>
+      </w:r>
+      <w:r>
+        <w:br/>
+      </w:r>
+      <w:r>
+        <w:rPr>
+          <w:rStyle w:val="VerbatimChar"/>
+        </w:rPr>
+        <w:t xml:space="preserve">  idx name                     bind    sec value</w:t>
+      </w:r>
+      <w:r>
+        <w:br/>
+      </w:r>
+      <w:r>
+        <w:rPr>
+          <w:rStyle w:val="VerbatimChar"/>
+        </w:rPr>
+        <w:t xml:space="preserve">  0   main                     GLOBAL  0   0x00000000</w:t>
+      </w:r>
+      <w:r>
+        <w:br/>
+      </w:r>
+      <w:r>
+        <w:rPr>
+          <w:rStyle w:val="VerbatimChar"/>
+        </w:rPr>
+        <w:t xml:space="preserve">  1   loop                     LOCAL   0   0x00000018</w:t>
+      </w:r>
+      <w:r>
+        <w:br/>
+      </w:r>
+      <w:r>
+        <w:rPr>
+          <w:rStyle w:val="VerbatimChar"/>
+        </w:rPr>
+        <w:t xml:space="preserve">  2   no_wrap                  LOCAL   0   0x00000044</w:t>
+      </w:r>
+      <w:r>
+        <w:br/>
+      </w:r>
+      <w:r>
+        <w:rPr>
+          <w:rStyle w:val="VerbatimChar"/>
+        </w:rPr>
+        <w:t xml:space="preserve">  3   delay                    EXTERN  ext 0x00000000</w:t>
+      </w:r>
+    </w:p>
+    <w:bookmarkEnd w:id="22"/>
+    <w:bookmarkStart w:id="26" w:name="rvob1-object-dosya-formatı"/>
     <w:p>
       <w:pPr>
         <w:pStyle w:val="Heading2"/>
@@ -1038,31 +2333,53 @@
         <w:t xml:space="preserve">RVOB1, proje için tasarlanmış little-endian relocatable object dosya formatıdır. Format; file header, section table, section payloads, symbol table ve relocation table alanlarından oluşur [10]. Amaç, ELF’teki temel kavramları koruyup gereksiz metadata’yı çıkarmaktır [9].</w:t>
       </w:r>
     </w:p>
-    <w:tbl>
-      <w:tblPr>
-        <w:tblStyle w:val="FigureTable"/>
-        <w:tblW w:type="auto" w:w="0"/>
-        <w:jc w:val="center"/>
-        <w:tblLook w:firstRow="0" w:lastRow="0" w:firstColumn="0" w:lastColumn="0"/>
-      </w:tblPr>
-      <w:tblGrid>
-        <w:gridCol w:w="7920"/>
-      </w:tblGrid>
-      <w:tr>
-        <w:tc>
-          <w:tcPr/>
-          <w:p>
-            <w:pPr>
-              <w:pStyle w:val="Compact"/>
-              <w:jc w:val="center"/>
-            </w:pPr>
-            <w:r>
-              <w:t xml:space="preserve">Diyagram 4</w:t>
-            </w:r>
-          </w:p>
-        </w:tc>
-      </w:tr>
-    </w:tbl>
+    <w:p>
+      <w:pPr>
+        <w:pStyle w:val="CaptionedFigure"/>
+      </w:pPr>
+      <w:r>
+        <w:drawing>
+          <wp:inline>
+            <wp:extent cx="4038600" cy="8890000"/>
+            <wp:effectExtent b="0" l="0" r="0" t="0"/>
+            <wp:docPr descr="Diyagram 4" title="" id="24" name="Picture"/>
+            <a:graphic>
+              <a:graphicData uri="http://schemas.openxmlformats.org/drawingml/2006/picture">
+                <pic:pic>
+                  <pic:nvPicPr>
+                    <pic:cNvPr descr="https://raw.githubusercontent.com/kaankarakoc42/riscv-assembler-go/main/docs/images/mermaid-jpeg/diagram-04-line-174.jpeg" id="25" name="Picture"/>
+                    <pic:cNvPicPr>
+                      <a:picLocks noChangeArrowheads="1" noChangeAspect="1"/>
+                    </pic:cNvPicPr>
+                  </pic:nvPicPr>
+                  <pic:blipFill>
+                    <a:blip r:embed="rId23"/>
+                    <a:stretch>
+                      <a:fillRect/>
+                    </a:stretch>
+                  </pic:blipFill>
+                  <pic:spPr bwMode="auto">
+                    <a:xfrm>
+                      <a:off x="0" y="0"/>
+                      <a:ext cx="4038600" cy="8890000"/>
+                    </a:xfrm>
+                    <a:prstGeom prst="rect">
+                      <a:avLst/>
+                    </a:prstGeom>
+                    <a:noFill/>
+                    <a:ln w="9525">
+                      <a:noFill/>
+                      <a:headEnd/>
+                      <a:tailEnd/>
+                    </a:ln>
+                  </pic:spPr>
+                </pic:pic>
+              </a:graphicData>
+            </a:graphic>
+          </wp:inline>
+        </w:drawing>
+      </w:r>
+    </w:p>
     <w:p>
       <w:pPr>
         <w:pStyle w:val="ImageCaption"/>
@@ -1591,14 +2908,344 @@
         <w:t xml:space="preserve">alanı mutlak adres değil section-relative offsettir. Bu tercih, object dosyasının relocatable kalmasını sağlar ve linker’ın section merge sonrasında doğru mutlak adresleri hesaplamasına olanak verir (PÇ6).</w:t>
       </w:r>
     </w:p>
-    <w:bookmarkEnd w:id="14"/>
-    <w:bookmarkStart w:id="15" w:name="linker-tasarımı"/>
-    <w:p>
-      <w:pPr>
-        <w:pStyle w:val="Heading2"/>
-      </w:pPr>
-      <w:r>
-        <w:t xml:space="preserve">7. Linker Tasarımı</w:t>
+    <w:p>
+      <w:pPr>
+        <w:pStyle w:val="BodyText"/>
+      </w:pPr>
+      <w:r>
+        <w:t xml:space="preserve">RVOB1’in bellekteki Go temsili doğrudan section, symbol ve relocation listelerinden oluşur:</w:t>
+      </w:r>
+    </w:p>
+    <w:p>
+      <w:pPr>
+        <w:pStyle w:val="SourceCode"/>
+      </w:pPr>
+      <w:r>
+        <w:rPr>
+          <w:rStyle w:val="KeywordTok"/>
+        </w:rPr>
+        <w:t xml:space="preserve">type</w:t>
+      </w:r>
+      <w:r>
+        <w:rPr>
+          <w:rStyle w:val="NormalTok"/>
+        </w:rPr>
+        <w:t xml:space="preserve"> Section </w:t>
+      </w:r>
+      <w:r>
+        <w:rPr>
+          <w:rStyle w:val="KeywordTok"/>
+        </w:rPr>
+        <w:t xml:space="preserve">struct</w:t>
+      </w:r>
+      <w:r>
+        <w:rPr>
+          <w:rStyle w:val="NormalTok"/>
+        </w:rPr>
+        <w:t xml:space="preserve"> </w:t>
+      </w:r>
+      <w:r>
+        <w:rPr>
+          <w:rStyle w:val="OperatorTok"/>
+        </w:rPr>
+        <w:t xml:space="preserve">{</w:t>
+      </w:r>
+      <w:r>
+        <w:br/>
+      </w:r>
+      <w:r>
+        <w:rPr>
+          <w:rStyle w:val="NormalTok"/>
+        </w:rPr>
+        <w:t xml:space="preserve">    Name  </w:t>
+      </w:r>
+      <w:r>
+        <w:rPr>
+          <w:rStyle w:val="DataTypeTok"/>
+        </w:rPr>
+        <w:t xml:space="preserve">string</w:t>
+      </w:r>
+      <w:r>
+        <w:br/>
+      </w:r>
+      <w:r>
+        <w:rPr>
+          <w:rStyle w:val="NormalTok"/>
+        </w:rPr>
+        <w:t xml:space="preserve">    Flags </w:t>
+      </w:r>
+      <w:r>
+        <w:rPr>
+          <w:rStyle w:val="DataTypeTok"/>
+        </w:rPr>
+        <w:t xml:space="preserve">uint32</w:t>
+      </w:r>
+      <w:r>
+        <w:br/>
+      </w:r>
+      <w:r>
+        <w:rPr>
+          <w:rStyle w:val="NormalTok"/>
+        </w:rPr>
+        <w:t xml:space="preserve">    Data  </w:t>
+      </w:r>
+      <w:r>
+        <w:rPr>
+          <w:rStyle w:val="OperatorTok"/>
+        </w:rPr>
+        <w:t xml:space="preserve">[]</w:t>
+      </w:r>
+      <w:r>
+        <w:rPr>
+          <w:rStyle w:val="DataTypeTok"/>
+        </w:rPr>
+        <w:t xml:space="preserve">byte</w:t>
+      </w:r>
+      <w:r>
+        <w:br/>
+      </w:r>
+      <w:r>
+        <w:rPr>
+          <w:rStyle w:val="OperatorTok"/>
+        </w:rPr>
+        <w:t xml:space="preserve">}</w:t>
+      </w:r>
+      <w:r>
+        <w:br/>
+      </w:r>
+      <w:r>
+        <w:br/>
+      </w:r>
+      <w:r>
+        <w:rPr>
+          <w:rStyle w:val="KeywordTok"/>
+        </w:rPr>
+        <w:t xml:space="preserve">type</w:t>
+      </w:r>
+      <w:r>
+        <w:rPr>
+          <w:rStyle w:val="NormalTok"/>
+        </w:rPr>
+        <w:t xml:space="preserve"> Symbol </w:t>
+      </w:r>
+      <w:r>
+        <w:rPr>
+          <w:rStyle w:val="KeywordTok"/>
+        </w:rPr>
+        <w:t xml:space="preserve">struct</w:t>
+      </w:r>
+      <w:r>
+        <w:rPr>
+          <w:rStyle w:val="NormalTok"/>
+        </w:rPr>
+        <w:t xml:space="preserve"> </w:t>
+      </w:r>
+      <w:r>
+        <w:rPr>
+          <w:rStyle w:val="OperatorTok"/>
+        </w:rPr>
+        <w:t xml:space="preserve">{</w:t>
+      </w:r>
+      <w:r>
+        <w:br/>
+      </w:r>
+      <w:r>
+        <w:rPr>
+          <w:rStyle w:val="NormalTok"/>
+        </w:rPr>
+        <w:t xml:space="preserve">    Name       </w:t>
+      </w:r>
+      <w:r>
+        <w:rPr>
+          <w:rStyle w:val="DataTypeTok"/>
+        </w:rPr>
+        <w:t xml:space="preserve">string</w:t>
+      </w:r>
+      <w:r>
+        <w:br/>
+      </w:r>
+      <w:r>
+        <w:rPr>
+          <w:rStyle w:val="NormalTok"/>
+        </w:rPr>
+        <w:t xml:space="preserve">    SectionIdx </w:t>
+      </w:r>
+      <w:r>
+        <w:rPr>
+          <w:rStyle w:val="DataTypeTok"/>
+        </w:rPr>
+        <w:t xml:space="preserve">uint8</w:t>
+      </w:r>
+      <w:r>
+        <w:br/>
+      </w:r>
+      <w:r>
+        <w:rPr>
+          <w:rStyle w:val="NormalTok"/>
+        </w:rPr>
+        <w:t xml:space="preserve">    Bind       Binding</w:t>
+      </w:r>
+      <w:r>
+        <w:br/>
+      </w:r>
+      <w:r>
+        <w:rPr>
+          <w:rStyle w:val="NormalTok"/>
+        </w:rPr>
+        <w:t xml:space="preserve">    Value      </w:t>
+      </w:r>
+      <w:r>
+        <w:rPr>
+          <w:rStyle w:val="DataTypeTok"/>
+        </w:rPr>
+        <w:t xml:space="preserve">uint32</w:t>
+      </w:r>
+      <w:r>
+        <w:rPr>
+          <w:rStyle w:val="NormalTok"/>
+        </w:rPr>
+        <w:t xml:space="preserve"> </w:t>
+      </w:r>
+      <w:r>
+        <w:rPr>
+          <w:rStyle w:val="CommentTok"/>
+        </w:rPr>
+        <w:t xml:space="preserve">// section-relative offset</w:t>
+      </w:r>
+      <w:r>
+        <w:br/>
+      </w:r>
+      <w:r>
+        <w:rPr>
+          <w:rStyle w:val="OperatorTok"/>
+        </w:rPr>
+        <w:t xml:space="preserve">}</w:t>
+      </w:r>
+      <w:r>
+        <w:br/>
+      </w:r>
+      <w:r>
+        <w:br/>
+      </w:r>
+      <w:r>
+        <w:rPr>
+          <w:rStyle w:val="KeywordTok"/>
+        </w:rPr>
+        <w:t xml:space="preserve">type</w:t>
+      </w:r>
+      <w:r>
+        <w:rPr>
+          <w:rStyle w:val="NormalTok"/>
+        </w:rPr>
+        <w:t xml:space="preserve"> Reloc </w:t>
+      </w:r>
+      <w:r>
+        <w:rPr>
+          <w:rStyle w:val="KeywordTok"/>
+        </w:rPr>
+        <w:t xml:space="preserve">struct</w:t>
+      </w:r>
+      <w:r>
+        <w:rPr>
+          <w:rStyle w:val="NormalTok"/>
+        </w:rPr>
+        <w:t xml:space="preserve"> </w:t>
+      </w:r>
+      <w:r>
+        <w:rPr>
+          <w:rStyle w:val="OperatorTok"/>
+        </w:rPr>
+        <w:t xml:space="preserve">{</w:t>
+      </w:r>
+      <w:r>
+        <w:br/>
+      </w:r>
+      <w:r>
+        <w:rPr>
+          <w:rStyle w:val="NormalTok"/>
+        </w:rPr>
+        <w:t xml:space="preserve">    SectionIdx </w:t>
+      </w:r>
+      <w:r>
+        <w:rPr>
+          <w:rStyle w:val="DataTypeTok"/>
+        </w:rPr>
+        <w:t xml:space="preserve">uint8</w:t>
+      </w:r>
+      <w:r>
+        <w:br/>
+      </w:r>
+      <w:r>
+        <w:rPr>
+          <w:rStyle w:val="NormalTok"/>
+        </w:rPr>
+        <w:t xml:space="preserve">    Type       reloc</w:t>
+      </w:r>
+      <w:r>
+        <w:rPr>
+          <w:rStyle w:val="OperatorTok"/>
+        </w:rPr>
+        <w:t xml:space="preserve">.</w:t>
+      </w:r>
+      <w:r>
+        <w:rPr>
+          <w:rStyle w:val="NormalTok"/>
+        </w:rPr>
+        <w:t xml:space="preserve">Type</w:t>
+      </w:r>
+      <w:r>
+        <w:br/>
+      </w:r>
+      <w:r>
+        <w:rPr>
+          <w:rStyle w:val="NormalTok"/>
+        </w:rPr>
+        <w:t xml:space="preserve">    Offset     </w:t>
+      </w:r>
+      <w:r>
+        <w:rPr>
+          <w:rStyle w:val="DataTypeTok"/>
+        </w:rPr>
+        <w:t xml:space="preserve">uint32</w:t>
+      </w:r>
+      <w:r>
+        <w:br/>
+      </w:r>
+      <w:r>
+        <w:rPr>
+          <w:rStyle w:val="NormalTok"/>
+        </w:rPr>
+        <w:t xml:space="preserve">    SymIdx     </w:t>
+      </w:r>
+      <w:r>
+        <w:rPr>
+          <w:rStyle w:val="DataTypeTok"/>
+        </w:rPr>
+        <w:t xml:space="preserve">uint32</w:t>
+      </w:r>
+      <w:r>
+        <w:br/>
+      </w:r>
+      <w:r>
+        <w:rPr>
+          <w:rStyle w:val="NormalTok"/>
+        </w:rPr>
+        <w:t xml:space="preserve">    Addend     </w:t>
+      </w:r>
+      <w:r>
+        <w:rPr>
+          <w:rStyle w:val="DataTypeTok"/>
+        </w:rPr>
+        <w:t xml:space="preserve">int32</w:t>
+      </w:r>
+      <w:r>
+        <w:br/>
+      </w:r>
+      <w:r>
+        <w:rPr>
+          <w:rStyle w:val="OperatorTok"/>
+        </w:rPr>
+        <w:t xml:space="preserve">}</w:t>
       </w:r>
     </w:p>
     <w:p>
@@ -1606,34 +3253,443 @@
         <w:pStyle w:val="FirstParagraph"/>
       </w:pPr>
       <w:r>
-        <w:t xml:space="preserve">Linker, bir veya daha fazla RVOB1 object dosyasını alır ve hedef memory layout’a uygun final image üretir. Tasarımda section merge, global symbol table, extern resolution, relocation pass ve image emit aşamaları ayrılmıştır [10].</w:t>
+        <w:rPr>
+          <w:rStyle w:val="VerbatimChar"/>
+        </w:rPr>
+        <w:t xml:space="preserve">build/report-demo/blink.ro</w:t>
+      </w:r>
+      <w:r>
+        <w:t xml:space="preserve"> </w:t>
+      </w:r>
+      <w:r>
+        <w:t xml:space="preserve">dosyasının ilk baytları aşağıdaki gibidir:</w:t>
+      </w:r>
+    </w:p>
+    <w:p>
+      <w:pPr>
+        <w:pStyle w:val="SourceCode"/>
+      </w:pPr>
+      <w:r>
+        <w:rPr>
+          <w:rStyle w:val="VerbatimChar"/>
+        </w:rPr>
+        <w:t xml:space="preserve">00000000  52 56 4F 42 01 00 00 00 02 00 00 00 04 00 00 00</w:t>
+      </w:r>
+      <w:r>
+        <w:br/>
+      </w:r>
+      <w:r>
+        <w:rPr>
+          <w:rStyle w:val="VerbatimChar"/>
+        </w:rPr>
+        <w:t xml:space="preserve">00000010  04 00 00 00 18 00 00 00 05 2E 74 65 78 74 05 00</w:t>
+      </w:r>
+      <w:r>
+        <w:br/>
+      </w:r>
+      <w:r>
+        <w:rPr>
+          <w:rStyle w:val="VerbatimChar"/>
+        </w:rPr>
+        <w:t xml:space="preserve">00000020  00 00 54 00 00 00 3C 00 00 00 05 2E 64 61 74 61</w:t>
+      </w:r>
+      <w:r>
+        <w:br/>
+      </w:r>
+      <w:r>
+        <w:rPr>
+          <w:rStyle w:val="VerbatimChar"/>
+        </w:rPr>
+        <w:t xml:space="preserve">00000030  06 00 00 00 00 00 00 00 90 00 00 00 13 01 01 FF</w:t>
+      </w:r>
+    </w:p>
+    <w:p>
+      <w:pPr>
+        <w:pStyle w:val="FirstParagraph"/>
+      </w:pPr>
+      <w:r>
+        <w:t xml:space="preserve">Byte düzeyinde yorum:</w:t>
       </w:r>
     </w:p>
     <w:tbl>
       <w:tblPr>
-        <w:tblStyle w:val="FigureTable"/>
+        <w:tblStyle w:val="Table"/>
         <w:tblW w:type="auto" w:w="0"/>
-        <w:jc w:val="center"/>
-        <w:tblLook w:firstRow="0" w:lastRow="0" w:firstColumn="0" w:lastColumn="0"/>
+        <w:tblLook w:firstRow="1" w:lastRow="0" w:firstColumn="0" w:lastColumn="0" w:noHBand="0" w:noVBand="0" w:val="0020"/>
       </w:tblPr>
       <w:tblGrid>
-        <w:gridCol w:w="7920"/>
+        <w:gridCol w:w="2640"/>
+        <w:gridCol w:w="2640"/>
+        <w:gridCol w:w="2640"/>
       </w:tblGrid>
       <w:tr>
-        <w:tc>
-          <w:tcPr/>
-          <w:p>
-            <w:pPr>
-              <w:pStyle w:val="Compact"/>
-              <w:jc w:val="center"/>
-            </w:pPr>
-            <w:r>
-              <w:t xml:space="preserve">Diyagram 5</w:t>
+        <w:trPr>
+          <w:tblHeader w:val="on"/>
+        </w:trPr>
+        <w:tc>
+          <w:tcPr/>
+          <w:p>
+            <w:pPr>
+              <w:pStyle w:val="Compact"/>
+            </w:pPr>
+            <w:r>
+              <w:t xml:space="preserve">Offset</w:t>
+            </w:r>
+          </w:p>
+        </w:tc>
+        <w:tc>
+          <w:tcPr/>
+          <w:p>
+            <w:pPr>
+              <w:pStyle w:val="Compact"/>
+            </w:pPr>
+            <w:r>
+              <w:t xml:space="preserve">Byte’lar</w:t>
+            </w:r>
+          </w:p>
+        </w:tc>
+        <w:tc>
+          <w:tcPr/>
+          <w:p>
+            <w:pPr>
+              <w:pStyle w:val="Compact"/>
+            </w:pPr>
+            <w:r>
+              <w:t xml:space="preserve">Anlam</w:t>
+            </w:r>
+          </w:p>
+        </w:tc>
+      </w:tr>
+      <w:tr>
+        <w:tc>
+          <w:tcPr/>
+          <w:p>
+            <w:pPr>
+              <w:pStyle w:val="Compact"/>
+            </w:pPr>
+            <w:r>
+              <w:rPr>
+                <w:rStyle w:val="VerbatimChar"/>
+              </w:rPr>
+              <w:t xml:space="preserve">0x00</w:t>
+            </w:r>
+          </w:p>
+        </w:tc>
+        <w:tc>
+          <w:tcPr/>
+          <w:p>
+            <w:pPr>
+              <w:pStyle w:val="Compact"/>
+            </w:pPr>
+            <w:r>
+              <w:rPr>
+                <w:rStyle w:val="VerbatimChar"/>
+              </w:rPr>
+              <w:t xml:space="preserve">52 56 4F 42</w:t>
+            </w:r>
+          </w:p>
+        </w:tc>
+        <w:tc>
+          <w:tcPr/>
+          <w:p>
+            <w:pPr>
+              <w:pStyle w:val="Compact"/>
+            </w:pPr>
+            <w:r>
+              <w:rPr>
+                <w:rStyle w:val="VerbatimChar"/>
+              </w:rPr>
+              <w:t xml:space="preserve">"RVOB"</w:t>
+            </w:r>
+            <w:r>
+              <w:t xml:space="preserve"> </w:t>
+            </w:r>
+            <w:r>
+              <w:t xml:space="preserve">magic</w:t>
+            </w:r>
+          </w:p>
+        </w:tc>
+      </w:tr>
+      <w:tr>
+        <w:tc>
+          <w:tcPr/>
+          <w:p>
+            <w:pPr>
+              <w:pStyle w:val="Compact"/>
+            </w:pPr>
+            <w:r>
+              <w:rPr>
+                <w:rStyle w:val="VerbatimChar"/>
+              </w:rPr>
+              <w:t xml:space="preserve">0x04</w:t>
+            </w:r>
+          </w:p>
+        </w:tc>
+        <w:tc>
+          <w:tcPr/>
+          <w:p>
+            <w:pPr>
+              <w:pStyle w:val="Compact"/>
+            </w:pPr>
+            <w:r>
+              <w:rPr>
+                <w:rStyle w:val="VerbatimChar"/>
+              </w:rPr>
+              <w:t xml:space="preserve">01 00</w:t>
+            </w:r>
+          </w:p>
+        </w:tc>
+        <w:tc>
+          <w:tcPr/>
+          <w:p>
+            <w:pPr>
+              <w:pStyle w:val="Compact"/>
+            </w:pPr>
+            <w:r>
+              <w:t xml:space="preserve">Format version = 1</w:t>
+            </w:r>
+          </w:p>
+        </w:tc>
+      </w:tr>
+      <w:tr>
+        <w:tc>
+          <w:tcPr/>
+          <w:p>
+            <w:pPr>
+              <w:pStyle w:val="Compact"/>
+            </w:pPr>
+            <w:r>
+              <w:rPr>
+                <w:rStyle w:val="VerbatimChar"/>
+              </w:rPr>
+              <w:t xml:space="preserve">0x08</w:t>
+            </w:r>
+          </w:p>
+        </w:tc>
+        <w:tc>
+          <w:tcPr/>
+          <w:p>
+            <w:pPr>
+              <w:pStyle w:val="Compact"/>
+            </w:pPr>
+            <w:r>
+              <w:rPr>
+                <w:rStyle w:val="VerbatimChar"/>
+              </w:rPr>
+              <w:t xml:space="preserve">02 00 00 00</w:t>
+            </w:r>
+          </w:p>
+        </w:tc>
+        <w:tc>
+          <w:tcPr/>
+          <w:p>
+            <w:pPr>
+              <w:pStyle w:val="Compact"/>
+            </w:pPr>
+            <w:r>
+              <w:t xml:space="preserve">Section sayısı = 2</w:t>
+            </w:r>
+          </w:p>
+        </w:tc>
+      </w:tr>
+      <w:tr>
+        <w:tc>
+          <w:tcPr/>
+          <w:p>
+            <w:pPr>
+              <w:pStyle w:val="Compact"/>
+            </w:pPr>
+            <w:r>
+              <w:rPr>
+                <w:rStyle w:val="VerbatimChar"/>
+              </w:rPr>
+              <w:t xml:space="preserve">0x0C</w:t>
+            </w:r>
+          </w:p>
+        </w:tc>
+        <w:tc>
+          <w:tcPr/>
+          <w:p>
+            <w:pPr>
+              <w:pStyle w:val="Compact"/>
+            </w:pPr>
+            <w:r>
+              <w:rPr>
+                <w:rStyle w:val="VerbatimChar"/>
+              </w:rPr>
+              <w:t xml:space="preserve">04 00 00 00</w:t>
+            </w:r>
+          </w:p>
+        </w:tc>
+        <w:tc>
+          <w:tcPr/>
+          <w:p>
+            <w:pPr>
+              <w:pStyle w:val="Compact"/>
+            </w:pPr>
+            <w:r>
+              <w:t xml:space="preserve">Symbol sayısı = 4</w:t>
+            </w:r>
+          </w:p>
+        </w:tc>
+      </w:tr>
+      <w:tr>
+        <w:tc>
+          <w:tcPr/>
+          <w:p>
+            <w:pPr>
+              <w:pStyle w:val="Compact"/>
+            </w:pPr>
+            <w:r>
+              <w:rPr>
+                <w:rStyle w:val="VerbatimChar"/>
+              </w:rPr>
+              <w:t xml:space="preserve">0x10</w:t>
+            </w:r>
+          </w:p>
+        </w:tc>
+        <w:tc>
+          <w:tcPr/>
+          <w:p>
+            <w:pPr>
+              <w:pStyle w:val="Compact"/>
+            </w:pPr>
+            <w:r>
+              <w:rPr>
+                <w:rStyle w:val="VerbatimChar"/>
+              </w:rPr>
+              <w:t xml:space="preserve">04 00 00 00</w:t>
+            </w:r>
+          </w:p>
+        </w:tc>
+        <w:tc>
+          <w:tcPr/>
+          <w:p>
+            <w:pPr>
+              <w:pStyle w:val="Compact"/>
+            </w:pPr>
+            <w:r>
+              <w:t xml:space="preserve">Relocation sayısı = 4</w:t>
+            </w:r>
+          </w:p>
+        </w:tc>
+      </w:tr>
+      <w:tr>
+        <w:tc>
+          <w:tcPr/>
+          <w:p>
+            <w:pPr>
+              <w:pStyle w:val="Compact"/>
+            </w:pPr>
+            <w:r>
+              <w:rPr>
+                <w:rStyle w:val="VerbatimChar"/>
+              </w:rPr>
+              <w:t xml:space="preserve">0x18</w:t>
+            </w:r>
+          </w:p>
+        </w:tc>
+        <w:tc>
+          <w:tcPr/>
+          <w:p>
+            <w:pPr>
+              <w:pStyle w:val="Compact"/>
+            </w:pPr>
+            <w:r>
+              <w:rPr>
+                <w:rStyle w:val="VerbatimChar"/>
+              </w:rPr>
+              <w:t xml:space="preserve">05 2E 74 65 78 74</w:t>
+            </w:r>
+          </w:p>
+        </w:tc>
+        <w:tc>
+          <w:tcPr/>
+          <w:p>
+            <w:pPr>
+              <w:pStyle w:val="Compact"/>
+            </w:pPr>
+            <w:r>
+              <w:rPr>
+                <w:rStyle w:val="VerbatimChar"/>
+              </w:rPr>
+              <w:t xml:space="preserve">.text</w:t>
+            </w:r>
+            <w:r>
+              <w:t xml:space="preserve"> </w:t>
+            </w:r>
+            <w:r>
+              <w:t xml:space="preserve">section adı</w:t>
             </w:r>
           </w:p>
         </w:tc>
       </w:tr>
     </w:tbl>
+    <w:bookmarkEnd w:id="26"/>
+    <w:bookmarkStart w:id="30" w:name="linker-tasarımı"/>
+    <w:p>
+      <w:pPr>
+        <w:pStyle w:val="Heading2"/>
+      </w:pPr>
+      <w:r>
+        <w:t xml:space="preserve">7. Linker Tasarımı</w:t>
+      </w:r>
+    </w:p>
+    <w:p>
+      <w:pPr>
+        <w:pStyle w:val="FirstParagraph"/>
+      </w:pPr>
+      <w:r>
+        <w:t xml:space="preserve">Linker, bir veya daha fazla RVOB1 object dosyasını alır ve hedef memory layout’a uygun final image üretir. Tasarımda section merge, global symbol table, extern resolution, relocation pass ve image emit aşamaları ayrılmıştır [10].</w:t>
+      </w:r>
+    </w:p>
+    <w:p>
+      <w:pPr>
+        <w:pStyle w:val="CaptionedFigure"/>
+      </w:pPr>
+      <w:r>
+        <w:drawing>
+          <wp:inline>
+            <wp:extent cx="5334000" cy="863983"/>
+            <wp:effectExtent b="0" l="0" r="0" t="0"/>
+            <wp:docPr descr="Diyagram 5" title="" id="28" name="Picture"/>
+            <a:graphic>
+              <a:graphicData uri="http://schemas.openxmlformats.org/drawingml/2006/picture">
+                <pic:pic>
+                  <pic:nvPicPr>
+                    <pic:cNvPr descr="https://raw.githubusercontent.com/kaankarakoc42/riscv-assembler-go/main/docs/images/mermaid-jpeg/diagram-05-line-249.jpeg" id="29" name="Picture"/>
+                    <pic:cNvPicPr>
+                      <a:picLocks noChangeArrowheads="1" noChangeAspect="1"/>
+                    </pic:cNvPicPr>
+                  </pic:nvPicPr>
+                  <pic:blipFill>
+                    <a:blip r:embed="rId27"/>
+                    <a:stretch>
+                      <a:fillRect/>
+                    </a:stretch>
+                  </pic:blipFill>
+                  <pic:spPr bwMode="auto">
+                    <a:xfrm>
+                      <a:off x="0" y="0"/>
+                      <a:ext cx="5334000" cy="863983"/>
+                    </a:xfrm>
+                    <a:prstGeom prst="rect">
+                      <a:avLst/>
+                    </a:prstGeom>
+                    <a:noFill/>
+                    <a:ln w="9525">
+                      <a:noFill/>
+                      <a:headEnd/>
+                      <a:tailEnd/>
+                    </a:ln>
+                  </pic:spPr>
+                </pic:pic>
+              </a:graphicData>
+            </a:graphic>
+          </wp:inline>
+        </w:drawing>
+      </w:r>
+    </w:p>
     <w:p>
       <w:pPr>
         <w:pStyle w:val="ImageCaption"/>
@@ -1711,8 +3767,639 @@
         <w:t xml:space="preserve">Alternatif tasarım olarak tüm dosyaları tek kaynak dosyada birleştirip assemble etmek mümkündür. Ancak bu yaklaşım modülerliği, ayrı derlemeyi ve bağımsız test edilebilirliği azaltır. Bu nedenle linker aşaması bilinçli olarak ayrı tutulmuştur [2], [5].</w:t>
       </w:r>
     </w:p>
-    <w:bookmarkEnd w:id="15"/>
-    <w:bookmarkStart w:id="16" w:name="relocation-sistemi"/>
+    <w:p>
+      <w:pPr>
+        <w:pStyle w:val="BodyText"/>
+      </w:pPr>
+      <w:r>
+        <w:t xml:space="preserve">Blink demosunda kullanılan linker script, reset vector ve BRAM yerleşimini açıkça belirtir:</w:t>
+      </w:r>
+    </w:p>
+    <w:p>
+      <w:pPr>
+        <w:pStyle w:val="SourceCode"/>
+      </w:pPr>
+      <w:r>
+        <w:rPr>
+          <w:rStyle w:val="KeywordTok"/>
+        </w:rPr>
+        <w:t xml:space="preserve">[memory]</w:t>
+      </w:r>
+      <w:r>
+        <w:br/>
+      </w:r>
+      <w:r>
+        <w:rPr>
+          <w:rStyle w:val="DataTypeTok"/>
+        </w:rPr>
+        <w:t xml:space="preserve">rom_base</w:t>
+      </w:r>
+      <w:r>
+        <w:rPr>
+          <w:rStyle w:val="NormalTok"/>
+        </w:rPr>
+        <w:t xml:space="preserve"> </w:t>
+      </w:r>
+      <w:r>
+        <w:rPr>
+          <w:rStyle w:val="OperatorTok"/>
+        </w:rPr>
+        <w:t xml:space="preserve">=</w:t>
+      </w:r>
+      <w:r>
+        <w:rPr>
+          <w:rStyle w:val="NormalTok"/>
+        </w:rPr>
+        <w:t xml:space="preserve"> </w:t>
+      </w:r>
+      <w:r>
+        <w:rPr>
+          <w:rStyle w:val="DecValTok"/>
+        </w:rPr>
+        <w:t xml:space="preserve">0x00000000</w:t>
+      </w:r>
+      <w:r>
+        <w:br/>
+      </w:r>
+      <w:r>
+        <w:rPr>
+          <w:rStyle w:val="DataTypeTok"/>
+        </w:rPr>
+        <w:t xml:space="preserve">rom_size</w:t>
+      </w:r>
+      <w:r>
+        <w:rPr>
+          <w:rStyle w:val="NormalTok"/>
+        </w:rPr>
+        <w:t xml:space="preserve"> </w:t>
+      </w:r>
+      <w:r>
+        <w:rPr>
+          <w:rStyle w:val="OperatorTok"/>
+        </w:rPr>
+        <w:t xml:space="preserve">=</w:t>
+      </w:r>
+      <w:r>
+        <w:rPr>
+          <w:rStyle w:val="NormalTok"/>
+        </w:rPr>
+        <w:t xml:space="preserve"> </w:t>
+      </w:r>
+      <w:r>
+        <w:rPr>
+          <w:rStyle w:val="DecValTok"/>
+        </w:rPr>
+        <w:t xml:space="preserve">0x1000</w:t>
+      </w:r>
+      <w:r>
+        <w:br/>
+      </w:r>
+      <w:r>
+        <w:rPr>
+          <w:rStyle w:val="DataTypeTok"/>
+        </w:rPr>
+        <w:t xml:space="preserve">ram_base</w:t>
+      </w:r>
+      <w:r>
+        <w:rPr>
+          <w:rStyle w:val="NormalTok"/>
+        </w:rPr>
+        <w:t xml:space="preserve"> </w:t>
+      </w:r>
+      <w:r>
+        <w:rPr>
+          <w:rStyle w:val="OperatorTok"/>
+        </w:rPr>
+        <w:t xml:space="preserve">=</w:t>
+      </w:r>
+      <w:r>
+        <w:rPr>
+          <w:rStyle w:val="NormalTok"/>
+        </w:rPr>
+        <w:t xml:space="preserve"> </w:t>
+      </w:r>
+      <w:r>
+        <w:rPr>
+          <w:rStyle w:val="DecValTok"/>
+        </w:rPr>
+        <w:t xml:space="preserve">0x00010000</w:t>
+      </w:r>
+      <w:r>
+        <w:br/>
+      </w:r>
+      <w:r>
+        <w:rPr>
+          <w:rStyle w:val="DataTypeTok"/>
+        </w:rPr>
+        <w:t xml:space="preserve">ram_size</w:t>
+      </w:r>
+      <w:r>
+        <w:rPr>
+          <w:rStyle w:val="NormalTok"/>
+        </w:rPr>
+        <w:t xml:space="preserve"> </w:t>
+      </w:r>
+      <w:r>
+        <w:rPr>
+          <w:rStyle w:val="OperatorTok"/>
+        </w:rPr>
+        <w:t xml:space="preserve">=</w:t>
+      </w:r>
+      <w:r>
+        <w:rPr>
+          <w:rStyle w:val="NormalTok"/>
+        </w:rPr>
+        <w:t xml:space="preserve"> </w:t>
+      </w:r>
+      <w:r>
+        <w:rPr>
+          <w:rStyle w:val="DecValTok"/>
+        </w:rPr>
+        <w:t xml:space="preserve">0x1000</w:t>
+      </w:r>
+      <w:r>
+        <w:br/>
+      </w:r>
+      <w:r>
+        <w:br/>
+      </w:r>
+      <w:r>
+        <w:rPr>
+          <w:rStyle w:val="KeywordTok"/>
+        </w:rPr>
+        <w:t xml:space="preserve">[layout]</w:t>
+      </w:r>
+      <w:r>
+        <w:br/>
+      </w:r>
+      <w:r>
+        <w:rPr>
+          <w:rStyle w:val="DataTypeTok"/>
+        </w:rPr>
+        <w:t xml:space="preserve">text_at</w:t>
+      </w:r>
+      <w:r>
+        <w:rPr>
+          <w:rStyle w:val="NormalTok"/>
+        </w:rPr>
+        <w:t xml:space="preserve"> </w:t>
+      </w:r>
+      <w:r>
+        <w:rPr>
+          <w:rStyle w:val="OperatorTok"/>
+        </w:rPr>
+        <w:t xml:space="preserve">=</w:t>
+      </w:r>
+      <w:r>
+        <w:rPr>
+          <w:rStyle w:val="NormalTok"/>
+        </w:rPr>
+        <w:t xml:space="preserve"> </w:t>
+      </w:r>
+      <w:r>
+        <w:rPr>
+          <w:rStyle w:val="DataTypeTok"/>
+        </w:rPr>
+        <w:t xml:space="preserve">rom</w:t>
+      </w:r>
+      <w:r>
+        <w:br/>
+      </w:r>
+      <w:r>
+        <w:rPr>
+          <w:rStyle w:val="DataTypeTok"/>
+        </w:rPr>
+        <w:t xml:space="preserve">data_at</w:t>
+      </w:r>
+      <w:r>
+        <w:rPr>
+          <w:rStyle w:val="NormalTok"/>
+        </w:rPr>
+        <w:t xml:space="preserve"> </w:t>
+      </w:r>
+      <w:r>
+        <w:rPr>
+          <w:rStyle w:val="OperatorTok"/>
+        </w:rPr>
+        <w:t xml:space="preserve">=</w:t>
+      </w:r>
+      <w:r>
+        <w:rPr>
+          <w:rStyle w:val="NormalTok"/>
+        </w:rPr>
+        <w:t xml:space="preserve"> </w:t>
+      </w:r>
+      <w:r>
+        <w:rPr>
+          <w:rStyle w:val="DataTypeTok"/>
+        </w:rPr>
+        <w:t xml:space="preserve">rom</w:t>
+      </w:r>
+      <w:r>
+        <w:br/>
+      </w:r>
+      <w:r>
+        <w:rPr>
+          <w:rStyle w:val="DataTypeTok"/>
+        </w:rPr>
+        <w:t xml:space="preserve">entry</w:t>
+      </w:r>
+      <w:r>
+        <w:rPr>
+          <w:rStyle w:val="NormalTok"/>
+        </w:rPr>
+        <w:t xml:space="preserve">   </w:t>
+      </w:r>
+      <w:r>
+        <w:rPr>
+          <w:rStyle w:val="OperatorTok"/>
+        </w:rPr>
+        <w:t xml:space="preserve">=</w:t>
+      </w:r>
+      <w:r>
+        <w:rPr>
+          <w:rStyle w:val="NormalTok"/>
+        </w:rPr>
+        <w:t xml:space="preserve"> </w:t>
+      </w:r>
+      <w:r>
+        <w:rPr>
+          <w:rStyle w:val="DecValTok"/>
+        </w:rPr>
+        <w:t xml:space="preserve">0x00000000</w:t>
+      </w:r>
+    </w:p>
+    <w:p>
+      <w:pPr>
+        <w:pStyle w:val="FirstParagraph"/>
+      </w:pPr>
+      <w:r>
+        <w:t xml:space="preserve">Gerçek linker komutu:</w:t>
+      </w:r>
+    </w:p>
+    <w:p>
+      <w:pPr>
+        <w:pStyle w:val="SourceCode"/>
+      </w:pPr>
+      <w:r>
+        <w:rPr>
+          <w:rStyle w:val="NormalTok"/>
+        </w:rPr>
+        <w:t xml:space="preserve">$ </w:t>
+      </w:r>
+      <w:r>
+        <w:rPr>
+          <w:rStyle w:val="OperatorTok"/>
+        </w:rPr>
+        <w:t xml:space="preserve">.</w:t>
+      </w:r>
+      <w:r>
+        <w:rPr>
+          <w:rStyle w:val="NormalTok"/>
+        </w:rPr>
+        <w:t xml:space="preserve">\bin\rvld</w:t>
+      </w:r>
+      <w:r>
+        <w:rPr>
+          <w:rStyle w:val="OperatorTok"/>
+        </w:rPr>
+        <w:t xml:space="preserve">.</w:t>
+      </w:r>
+      <w:r>
+        <w:rPr>
+          <w:rStyle w:val="FunctionTok"/>
+        </w:rPr>
+        <w:t xml:space="preserve">exe</w:t>
+      </w:r>
+      <w:r>
+        <w:rPr>
+          <w:rStyle w:val="NormalTok"/>
+        </w:rPr>
+        <w:t xml:space="preserve"> </w:t>
+      </w:r>
+      <w:r>
+        <w:rPr>
+          <w:rStyle w:val="OperatorTok"/>
+        </w:rPr>
+        <w:t xml:space="preserve">-</w:t>
+      </w:r>
+      <w:r>
+        <w:rPr>
+          <w:rStyle w:val="NormalTok"/>
+        </w:rPr>
+        <w:t xml:space="preserve">script examples</w:t>
+      </w:r>
+      <w:r>
+        <w:rPr>
+          <w:rStyle w:val="OperatorTok"/>
+        </w:rPr>
+        <w:t xml:space="preserve">/</w:t>
+      </w:r>
+      <w:r>
+        <w:rPr>
+          <w:rStyle w:val="NormalTok"/>
+        </w:rPr>
+        <w:t xml:space="preserve">blink</w:t>
+      </w:r>
+      <w:r>
+        <w:rPr>
+          <w:rStyle w:val="OperatorTok"/>
+        </w:rPr>
+        <w:t xml:space="preserve">/</w:t>
+      </w:r>
+      <w:r>
+        <w:rPr>
+          <w:rStyle w:val="NormalTok"/>
+        </w:rPr>
+        <w:t xml:space="preserve">link</w:t>
+      </w:r>
+      <w:r>
+        <w:rPr>
+          <w:rStyle w:val="OperatorTok"/>
+        </w:rPr>
+        <w:t xml:space="preserve">.</w:t>
+      </w:r>
+      <w:r>
+        <w:rPr>
+          <w:rStyle w:val="FunctionTok"/>
+        </w:rPr>
+        <w:t xml:space="preserve">toml</w:t>
+      </w:r>
+      <w:r>
+        <w:rPr>
+          <w:rStyle w:val="NormalTok"/>
+        </w:rPr>
+        <w:t xml:space="preserve"> `</w:t>
+      </w:r>
+      <w:r>
+        <w:br/>
+      </w:r>
+      <w:r>
+        <w:rPr>
+          <w:rStyle w:val="NormalTok"/>
+        </w:rPr>
+        <w:t xml:space="preserve">    </w:t>
+      </w:r>
+      <w:r>
+        <w:rPr>
+          <w:rStyle w:val="OperatorTok"/>
+        </w:rPr>
+        <w:t xml:space="preserve">-</w:t>
+      </w:r>
+      <w:r>
+        <w:rPr>
+          <w:rStyle w:val="NormalTok"/>
+        </w:rPr>
+        <w:t xml:space="preserve">o build</w:t>
+      </w:r>
+      <w:r>
+        <w:rPr>
+          <w:rStyle w:val="OperatorTok"/>
+        </w:rPr>
+        <w:t xml:space="preserve">/</w:t>
+      </w:r>
+      <w:r>
+        <w:rPr>
+          <w:rStyle w:val="NormalTok"/>
+        </w:rPr>
+        <w:t xml:space="preserve">report-demo</w:t>
+      </w:r>
+      <w:r>
+        <w:rPr>
+          <w:rStyle w:val="OperatorTok"/>
+        </w:rPr>
+        <w:t xml:space="preserve">/</w:t>
+      </w:r>
+      <w:r>
+        <w:rPr>
+          <w:rStyle w:val="NormalTok"/>
+        </w:rPr>
+        <w:t xml:space="preserve">blink `</w:t>
+      </w:r>
+      <w:r>
+        <w:br/>
+      </w:r>
+      <w:r>
+        <w:rPr>
+          <w:rStyle w:val="NormalTok"/>
+        </w:rPr>
+        <w:t xml:space="preserve">    build</w:t>
+      </w:r>
+      <w:r>
+        <w:rPr>
+          <w:rStyle w:val="OperatorTok"/>
+        </w:rPr>
+        <w:t xml:space="preserve">/</w:t>
+      </w:r>
+      <w:r>
+        <w:rPr>
+          <w:rStyle w:val="NormalTok"/>
+        </w:rPr>
+        <w:t xml:space="preserve">report-demo</w:t>
+      </w:r>
+      <w:r>
+        <w:rPr>
+          <w:rStyle w:val="OperatorTok"/>
+        </w:rPr>
+        <w:t xml:space="preserve">/</w:t>
+      </w:r>
+      <w:r>
+        <w:rPr>
+          <w:rStyle w:val="FunctionTok"/>
+        </w:rPr>
+        <w:t xml:space="preserve">start</w:t>
+      </w:r>
+      <w:r>
+        <w:rPr>
+          <w:rStyle w:val="OperatorTok"/>
+        </w:rPr>
+        <w:t xml:space="preserve">.</w:t>
+      </w:r>
+      <w:r>
+        <w:rPr>
+          <w:rStyle w:val="FunctionTok"/>
+        </w:rPr>
+        <w:t xml:space="preserve">ro</w:t>
+      </w:r>
+      <w:r>
+        <w:rPr>
+          <w:rStyle w:val="NormalTok"/>
+        </w:rPr>
+        <w:t xml:space="preserve"> build</w:t>
+      </w:r>
+      <w:r>
+        <w:rPr>
+          <w:rStyle w:val="OperatorTok"/>
+        </w:rPr>
+        <w:t xml:space="preserve">/</w:t>
+      </w:r>
+      <w:r>
+        <w:rPr>
+          <w:rStyle w:val="NormalTok"/>
+        </w:rPr>
+        <w:t xml:space="preserve">report-demo</w:t>
+      </w:r>
+      <w:r>
+        <w:rPr>
+          <w:rStyle w:val="OperatorTok"/>
+        </w:rPr>
+        <w:t xml:space="preserve">/</w:t>
+      </w:r>
+      <w:r>
+        <w:rPr>
+          <w:rStyle w:val="NormalTok"/>
+        </w:rPr>
+        <w:t xml:space="preserve">blink</w:t>
+      </w:r>
+      <w:r>
+        <w:rPr>
+          <w:rStyle w:val="OperatorTok"/>
+        </w:rPr>
+        <w:t xml:space="preserve">.</w:t>
+      </w:r>
+      <w:r>
+        <w:rPr>
+          <w:rStyle w:val="FunctionTok"/>
+        </w:rPr>
+        <w:t xml:space="preserve">ro</w:t>
+      </w:r>
+    </w:p>
+    <w:p>
+      <w:pPr>
+        <w:pStyle w:val="FirstParagraph"/>
+      </w:pPr>
+      <w:r>
+        <w:t xml:space="preserve">Üretilen map dosyası section merge ve symbol resolution sonucunu gösterir:</w:t>
+      </w:r>
+    </w:p>
+    <w:p>
+      <w:pPr>
+        <w:pStyle w:val="SourceCode"/>
+      </w:pPr>
+      <w:r>
+        <w:rPr>
+          <w:rStyle w:val="VerbatimChar"/>
+        </w:rPr>
+        <w:t xml:space="preserve">Memory layout:</w:t>
+      </w:r>
+      <w:r>
+        <w:br/>
+      </w:r>
+      <w:r>
+        <w:rPr>
+          <w:rStyle w:val="VerbatimChar"/>
+        </w:rPr>
+        <w:t xml:space="preserve">  .text @ 0x00000000 (120 bytes)</w:t>
+      </w:r>
+      <w:r>
+        <w:br/>
+      </w:r>
+      <w:r>
+        <w:rPr>
+          <w:rStyle w:val="VerbatimChar"/>
+        </w:rPr>
+        <w:t xml:space="preserve">  .data @ 0x00000078 (0 bytes)</w:t>
+      </w:r>
+      <w:r>
+        <w:br/>
+      </w:r>
+      <w:r>
+        <w:br/>
+      </w:r>
+      <w:r>
+        <w:rPr>
+          <w:rStyle w:val="VerbatimChar"/>
+        </w:rPr>
+        <w:t xml:space="preserve">Input placements:</w:t>
+      </w:r>
+      <w:r>
+        <w:br/>
+      </w:r>
+      <w:r>
+        <w:rPr>
+          <w:rStyle w:val="VerbatimChar"/>
+        </w:rPr>
+        <w:t xml:space="preserve">  build/report-demo/start.ro               .text @ 0x00000000 (36 bytes)</w:t>
+      </w:r>
+      <w:r>
+        <w:br/>
+      </w:r>
+      <w:r>
+        <w:rPr>
+          <w:rStyle w:val="VerbatimChar"/>
+        </w:rPr>
+        <w:t xml:space="preserve">  build/report-demo/blink.ro               .text @ 0x00000024 (84 bytes)</w:t>
+      </w:r>
+      <w:r>
+        <w:br/>
+      </w:r>
+      <w:r>
+        <w:br/>
+      </w:r>
+      <w:r>
+        <w:rPr>
+          <w:rStyle w:val="VerbatimChar"/>
+        </w:rPr>
+        <w:t xml:space="preserve">Global symbols:</w:t>
+      </w:r>
+      <w:r>
+        <w:br/>
+      </w:r>
+      <w:r>
+        <w:rPr>
+          <w:rStyle w:val="VerbatimChar"/>
+        </w:rPr>
+        <w:t xml:space="preserve">  _start                           0x00000000</w:t>
+      </w:r>
+      <w:r>
+        <w:br/>
+      </w:r>
+      <w:r>
+        <w:rPr>
+          <w:rStyle w:val="VerbatimChar"/>
+        </w:rPr>
+        <w:t xml:space="preserve">  delay                            0x00000014</w:t>
+      </w:r>
+      <w:r>
+        <w:br/>
+      </w:r>
+      <w:r>
+        <w:rPr>
+          <w:rStyle w:val="VerbatimChar"/>
+        </w:rPr>
+        <w:t xml:space="preserve">  main                             0x00000024</w:t>
+      </w:r>
+    </w:p>
+    <w:p>
+      <w:pPr>
+        <w:pStyle w:val="FirstParagraph"/>
+      </w:pPr>
+      <w:r>
+        <w:t xml:space="preserve">Eksik object ile linkleme denendiğinde linker beklenen şekilde hata üretir:</w:t>
+      </w:r>
+    </w:p>
+    <w:p>
+      <w:pPr>
+        <w:pStyle w:val="SourceCode"/>
+      </w:pPr>
+      <w:r>
+        <w:rPr>
+          <w:rStyle w:val="VerbatimChar"/>
+        </w:rPr>
+        <w:t xml:space="preserve">$ .\bin\rvld.exe -script examples/blink/link.toml -o build/report-demo/broken build/report-demo/blink.ro</w:t>
+      </w:r>
+      <w:r>
+        <w:br/>
+      </w:r>
+      <w:r>
+        <w:rPr>
+          <w:rStyle w:val="VerbatimChar"/>
+        </w:rPr>
+        <w:t xml:space="preserve">rvld: link: undefined reference to "delay" (used in build/report-demo/blink.ro)</w:t>
+      </w:r>
+    </w:p>
+    <w:bookmarkEnd w:id="30"/>
+    <w:bookmarkStart w:id="34" w:name="relocation-sistemi"/>
     <w:p>
       <w:pPr>
         <w:pStyle w:val="Heading2"/>
@@ -1729,31 +4416,53 @@
         <w:t xml:space="preserve">Relocation, assembler zamanında bilinmeyen adreslerin link zamanında hesaplanıp instruction veya data alanına işlenmesidir [2], [9]. Bu projede relocation türleri RV32I immediate biçimlerine göre ayrılmıştır. Böylece her tür için küçük ve doğrulanabilir patch mantığı yazılmıştır [10].</w:t>
       </w:r>
     </w:p>
-    <w:tbl>
-      <w:tblPr>
-        <w:tblStyle w:val="FigureTable"/>
-        <w:tblW w:type="auto" w:w="0"/>
-        <w:jc w:val="center"/>
-        <w:tblLook w:firstRow="0" w:lastRow="0" w:firstColumn="0" w:lastColumn="0"/>
-      </w:tblPr>
-      <w:tblGrid>
-        <w:gridCol w:w="7920"/>
-      </w:tblGrid>
-      <w:tr>
-        <w:tc>
-          <w:tcPr/>
-          <w:p>
-            <w:pPr>
-              <w:pStyle w:val="Compact"/>
-              <w:jc w:val="center"/>
-            </w:pPr>
-            <w:r>
-              <w:t xml:space="preserve">Diyagram 6</w:t>
-            </w:r>
-          </w:p>
-        </w:tc>
-      </w:tr>
-    </w:tbl>
+    <w:p>
+      <w:pPr>
+        <w:pStyle w:val="CaptionedFigure"/>
+      </w:pPr>
+      <w:r>
+        <w:drawing>
+          <wp:inline>
+            <wp:extent cx="5334000" cy="10477121"/>
+            <wp:effectExtent b="0" l="0" r="0" t="0"/>
+            <wp:docPr descr="Diyagram 6" title="" id="32" name="Picture"/>
+            <a:graphic>
+              <a:graphicData uri="http://schemas.openxmlformats.org/drawingml/2006/picture">
+                <pic:pic>
+                  <pic:nvPicPr>
+                    <pic:cNvPr descr="https://raw.githubusercontent.com/kaankarakoc42/riscv-assembler-go/main/docs/images/mermaid-jpeg/diagram-06-line-316.jpeg" id="33" name="Picture"/>
+                    <pic:cNvPicPr>
+                      <a:picLocks noChangeArrowheads="1" noChangeAspect="1"/>
+                    </pic:cNvPicPr>
+                  </pic:nvPicPr>
+                  <pic:blipFill>
+                    <a:blip r:embed="rId31"/>
+                    <a:stretch>
+                      <a:fillRect/>
+                    </a:stretch>
+                  </pic:blipFill>
+                  <pic:spPr bwMode="auto">
+                    <a:xfrm>
+                      <a:off x="0" y="0"/>
+                      <a:ext cx="5334000" cy="10477121"/>
+                    </a:xfrm>
+                    <a:prstGeom prst="rect">
+                      <a:avLst/>
+                    </a:prstGeom>
+                    <a:noFill/>
+                    <a:ln w="9525">
+                      <a:noFill/>
+                      <a:headEnd/>
+                      <a:tailEnd/>
+                    </a:ln>
+                  </pic:spPr>
+                </pic:pic>
+              </a:graphicData>
+            </a:graphic>
+          </wp:inline>
+        </w:drawing>
+      </w:r>
+    </w:p>
     <w:p>
       <w:pPr>
         <w:pStyle w:val="ImageCaption"/>
@@ -2397,8 +5106,179 @@
         <w:t xml:space="preserve">Branch için ±4096 bayt, JAL için ±1 MiB ve LO12 için ±2048 aralığı kontrol edilir. Taşma durumunda sessiz kırpma yapılmaz; linker hard error üretir. Bu hata yönetimi, teknik doğruluk ve güvenilir imaj üretimi için gereklidir (PÇ1, PÇ7).</w:t>
       </w:r>
     </w:p>
-    <w:bookmarkEnd w:id="16"/>
-    <w:bookmarkStart w:id="17" w:name="fpga-entegrasyonu"/>
+    <w:p>
+      <w:pPr>
+        <w:pStyle w:val="BodyText"/>
+      </w:pPr>
+      <w:r>
+        <w:rPr>
+          <w:rStyle w:val="VerbatimChar"/>
+        </w:rPr>
+        <w:t xml:space="preserve">rvdump</w:t>
+      </w:r>
+      <w:r>
+        <w:t xml:space="preserve"> </w:t>
+      </w:r>
+      <w:r>
+        <w:t xml:space="preserve">çıktısı,</w:t>
+      </w:r>
+      <w:r>
+        <w:t xml:space="preserve"> </w:t>
+      </w:r>
+      <w:r>
+        <w:rPr>
+          <w:rStyle w:val="VerbatimChar"/>
+        </w:rPr>
+        <w:t xml:space="preserve">blink.ro</w:t>
+      </w:r>
+      <w:r>
+        <w:t xml:space="preserve"> </w:t>
+      </w:r>
+      <w:r>
+        <w:t xml:space="preserve">içinde dört gerçek relocation kaydı üretildiğini gösterir:</w:t>
+      </w:r>
+    </w:p>
+    <w:p>
+      <w:pPr>
+        <w:pStyle w:val="SourceCode"/>
+      </w:pPr>
+      <w:r>
+        <w:rPr>
+          <w:rStyle w:val="VerbatimChar"/>
+        </w:rPr>
+        <w:t xml:space="preserve">Relocations:</w:t>
+      </w:r>
+      <w:r>
+        <w:br/>
+      </w:r>
+      <w:r>
+        <w:rPr>
+          <w:rStyle w:val="VerbatimChar"/>
+        </w:rPr>
+        <w:t xml:space="preserve">  sec off type              symbol   addend</w:t>
+      </w:r>
+      <w:r>
+        <w:br/>
+      </w:r>
+      <w:r>
+        <w:rPr>
+          <w:rStyle w:val="VerbatimChar"/>
+        </w:rPr>
+        <w:t xml:space="preserve">  0    36  R_RV32_PCREL_HI20 delay   0</w:t>
+      </w:r>
+      <w:r>
+        <w:br/>
+      </w:r>
+      <w:r>
+        <w:rPr>
+          <w:rStyle w:val="VerbatimChar"/>
+        </w:rPr>
+        <w:t xml:space="preserve">  0    40  R_RV32_PCREL_LO12_I delay 0</w:t>
+      </w:r>
+      <w:r>
+        <w:br/>
+      </w:r>
+      <w:r>
+        <w:rPr>
+          <w:rStyle w:val="VerbatimChar"/>
+        </w:rPr>
+        <w:t xml:space="preserve">  0    56  R_RV32_BRANCH     no_wrap 0</w:t>
+      </w:r>
+      <w:r>
+        <w:br/>
+      </w:r>
+      <w:r>
+        <w:rPr>
+          <w:rStyle w:val="VerbatimChar"/>
+        </w:rPr>
+        <w:t xml:space="preserve">  0    68  R_RV32_JAL        loop    0</w:t>
+      </w:r>
+    </w:p>
+    <w:p>
+      <w:pPr>
+        <w:pStyle w:val="FirstParagraph"/>
+      </w:pPr>
+      <w:r>
+        <w:t xml:space="preserve">Relocation patching için branch örneği:</w:t>
+      </w:r>
+    </w:p>
+    <w:p>
+      <w:pPr>
+        <w:pStyle w:val="SourceCode"/>
+      </w:pPr>
+      <w:r>
+        <w:rPr>
+          <w:rStyle w:val="VerbatimChar"/>
+        </w:rPr>
+        <w:t xml:space="preserve">Patch öncesi word : 01c39063</w:t>
+      </w:r>
+      <w:r>
+        <w:br/>
+      </w:r>
+      <w:r>
+        <w:rPr>
+          <w:rStyle w:val="VerbatimChar"/>
+        </w:rPr>
+        <w:t xml:space="preserve">Patch sonrası word: 01c39663</w:t>
+      </w:r>
+      <w:r>
+        <w:br/>
+      </w:r>
+      <w:r>
+        <w:rPr>
+          <w:rStyle w:val="VerbatimChar"/>
+        </w:rPr>
+        <w:t xml:space="preserve">Relocation        : R_RV32_BRANCH no_wrap</w:t>
+      </w:r>
+      <w:r>
+        <w:br/>
+      </w:r>
+      <w:r>
+        <w:rPr>
+          <w:rStyle w:val="VerbatimChar"/>
+        </w:rPr>
+        <w:t xml:space="preserve">Gerekçe           : no_wrap hedefi link sonrası PC-relative offset ile yeniden hesaplanır.</w:t>
+      </w:r>
+    </w:p>
+    <w:p>
+      <w:pPr>
+        <w:pStyle w:val="FirstParagraph"/>
+      </w:pPr>
+      <w:r>
+        <w:t xml:space="preserve">Geri branch örneği ise delay döngüsünde görülür:</w:t>
+      </w:r>
+    </w:p>
+    <w:p>
+      <w:pPr>
+        <w:pStyle w:val="SourceCode"/>
+      </w:pPr>
+      <w:r>
+        <w:rPr>
+          <w:rStyle w:val="VerbatimChar"/>
+        </w:rPr>
+        <w:t xml:space="preserve">Instruction       : bnez t0, delay_loop</w:t>
+      </w:r>
+      <w:r>
+        <w:br/>
+      </w:r>
+      <w:r>
+        <w:rPr>
+          <w:rStyle w:val="VerbatimChar"/>
+        </w:rPr>
+        <w:t xml:space="preserve">Final word        : fe029ee3</w:t>
+      </w:r>
+      <w:r>
+        <w:br/>
+      </w:r>
+      <w:r>
+        <w:rPr>
+          <w:rStyle w:val="VerbatimChar"/>
+        </w:rPr>
+        <w:t xml:space="preserve">Yorum             : Negatif PC-relative offset B-type immediate bitlerine dağıtılmıştır.</w:t>
+      </w:r>
+    </w:p>
+    <w:bookmarkEnd w:id="34"/>
+    <w:bookmarkStart w:id="38" w:name="fpga-entegrasyonu"/>
     <w:p>
       <w:pPr>
         <w:pStyle w:val="Heading2"/>
@@ -2415,31 +5295,53 @@
         <w:t xml:space="preserve">FPGA entegrasyonu PicoRV32 işlemci çekirdeği, 8 KiB BRAM ve memory-mapped I/O birimleri üzerinden yapılır. PicoRV32, küçük FPGA sistemleri için uygun açık kaynak bir RV32I çekirdeğidir [3]. Tang Nano 9K / GW1NR FPGA akışı Gowin araçlarıyla sentez ve programlama adımlarını destekler [8].</w:t>
       </w:r>
     </w:p>
-    <w:tbl>
-      <w:tblPr>
-        <w:tblStyle w:val="FigureTable"/>
-        <w:tblW w:type="auto" w:w="0"/>
-        <w:jc w:val="center"/>
-        <w:tblLook w:firstRow="0" w:lastRow="0" w:firstColumn="0" w:lastColumn="0"/>
-      </w:tblPr>
-      <w:tblGrid>
-        <w:gridCol w:w="7920"/>
-      </w:tblGrid>
-      <w:tr>
-        <w:tc>
-          <w:tcPr/>
-          <w:p>
-            <w:pPr>
-              <w:pStyle w:val="Compact"/>
-              <w:jc w:val="center"/>
-            </w:pPr>
-            <w:r>
-              <w:t xml:space="preserve">Diyagram 7</w:t>
-            </w:r>
-          </w:p>
-        </w:tc>
-      </w:tr>
-    </w:tbl>
+    <w:p>
+      <w:pPr>
+        <w:pStyle w:val="CaptionedFigure"/>
+      </w:pPr>
+      <w:r>
+        <w:drawing>
+          <wp:inline>
+            <wp:extent cx="5334000" cy="4500830"/>
+            <wp:effectExtent b="0" l="0" r="0" t="0"/>
+            <wp:docPr descr="Diyagram 7" title="" id="36" name="Picture"/>
+            <a:graphic>
+              <a:graphicData uri="http://schemas.openxmlformats.org/drawingml/2006/picture">
+                <pic:pic>
+                  <pic:nvPicPr>
+                    <pic:cNvPr descr="https://raw.githubusercontent.com/kaankarakoc42/riscv-assembler-go/main/docs/images/mermaid-jpeg/diagram-07-line-377.jpeg" id="37" name="Picture"/>
+                    <pic:cNvPicPr>
+                      <a:picLocks noChangeArrowheads="1" noChangeAspect="1"/>
+                    </pic:cNvPicPr>
+                  </pic:nvPicPr>
+                  <pic:blipFill>
+                    <a:blip r:embed="rId35"/>
+                    <a:stretch>
+                      <a:fillRect/>
+                    </a:stretch>
+                  </pic:blipFill>
+                  <pic:spPr bwMode="auto">
+                    <a:xfrm>
+                      <a:off x="0" y="0"/>
+                      <a:ext cx="5334000" cy="4500830"/>
+                    </a:xfrm>
+                    <a:prstGeom prst="rect">
+                      <a:avLst/>
+                    </a:prstGeom>
+                    <a:noFill/>
+                    <a:ln w="9525">
+                      <a:noFill/>
+                      <a:headEnd/>
+                      <a:tailEnd/>
+                    </a:ln>
+                  </pic:spPr>
+                </pic:pic>
+              </a:graphicData>
+            </a:graphic>
+          </wp:inline>
+        </w:drawing>
+      </w:r>
+    </w:p>
     <w:p>
       <w:pPr>
         <w:pStyle w:val="ImageCaption"/>
@@ -2868,7 +5770,22 @@
         <w:t xml:space="preserve"> </w:t>
       </w:r>
       <w:r>
-        <w:t xml:space="preserve">section’ı aynı adrese yerleştirilir [10]. LED demo memory-mapped</w:t>
+        <w:t xml:space="preserve">section’ı aynı adrese yerleştirilir [10].</w:t>
+      </w:r>
+      <w:r>
+        <w:t xml:space="preserve"> </w:t>
+      </w:r>
+      <w:r>
+        <w:rPr>
+          <w:rStyle w:val="VerbatimChar"/>
+        </w:rPr>
+        <w:t xml:space="preserve">soc_top.v</w:t>
+      </w:r>
+      <w:r>
+        <w:t xml:space="preserve"> </w:t>
+      </w:r>
+      <w:r>
+        <w:t xml:space="preserve">bellek haritasında LED register</w:t>
       </w:r>
       <w:r>
         <w:t xml:space="preserve"> </w:t>
@@ -2883,7 +5800,52 @@
         <w:t xml:space="preserve"> </w:t>
       </w:r>
       <w:r>
-        <w:t xml:space="preserve">adresine store işlemi yaparak görsel çıktı üretir. UART demo</w:t>
+        <w:t xml:space="preserve">adresindedir;</w:t>
+      </w:r>
+      <w:r>
+        <w:t xml:space="preserve"> </w:t>
+      </w:r>
+      <w:r>
+        <w:rPr>
+          <w:rStyle w:val="VerbatimChar"/>
+        </w:rPr>
+        <w:t xml:space="preserve">examples/blink/blink.s</w:t>
+      </w:r>
+      <w:r>
+        <w:t xml:space="preserve"> </w:t>
+      </w:r>
+      <w:r>
+        <w:t xml:space="preserve">içindeki Tang Nano tek-BRAM demo yolu ise</w:t>
+      </w:r>
+      <w:r>
+        <w:t xml:space="preserve"> </w:t>
+      </w:r>
+      <w:r>
+        <w:rPr>
+          <w:rStyle w:val="VerbatimChar"/>
+        </w:rPr>
+        <w:t xml:space="preserve">tap_module.v</w:t>
+      </w:r>
+      <w:r>
+        <w:t xml:space="preserve"> </w:t>
+      </w:r>
+      <w:r>
+        <w:t xml:space="preserve">uyumluluğu için</w:t>
+      </w:r>
+      <w:r>
+        <w:t xml:space="preserve"> </w:t>
+      </w:r>
+      <w:r>
+        <w:rPr>
+          <w:rStyle w:val="VerbatimChar"/>
+        </w:rPr>
+        <w:t xml:space="preserve">0x40000000</w:t>
+      </w:r>
+      <w:r>
+        <w:t xml:space="preserve"> </w:t>
+      </w:r>
+      <w:r>
+        <w:t xml:space="preserve">adresini kullanır. UART demo</w:t>
       </w:r>
       <w:r>
         <w:t xml:space="preserve"> </w:t>
@@ -2901,8 +5863,447 @@
         <w:t xml:space="preserve">üzerinden veri yazar ve busy bitini okuyarak seri iletişimi doğrular (PÇ1).</w:t>
       </w:r>
     </w:p>
-    <w:bookmarkEnd w:id="17"/>
-    <w:bookmarkStart w:id="18" w:name="test-tasarımı"/>
+    <w:p>
+      <w:pPr>
+        <w:pStyle w:val="BodyText"/>
+      </w:pPr>
+      <w:r>
+        <w:t xml:space="preserve">Blink için üretilen</w:t>
+      </w:r>
+      <w:r>
+        <w:t xml:space="preserve"> </w:t>
+      </w:r>
+      <w:r>
+        <w:rPr>
+          <w:rStyle w:val="VerbatimChar"/>
+        </w:rPr>
+        <w:t xml:space="preserve">.mem</w:t>
+      </w:r>
+      <w:r>
+        <w:t xml:space="preserve"> </w:t>
+      </w:r>
+      <w:r>
+        <w:t xml:space="preserve">çıktısının ilk satırları BRAM’e yüklenecek 32 bit word dizisidir:</w:t>
+      </w:r>
+    </w:p>
+    <w:p>
+      <w:pPr>
+        <w:pStyle w:val="SourceCode"/>
+      </w:pPr>
+      <w:r>
+        <w:rPr>
+          <w:rStyle w:val="VerbatimChar"/>
+        </w:rPr>
+        <w:t xml:space="preserve">00002137</w:t>
+      </w:r>
+      <w:r>
+        <w:br/>
+      </w:r>
+      <w:r>
+        <w:rPr>
+          <w:rStyle w:val="VerbatimChar"/>
+        </w:rPr>
+        <w:t xml:space="preserve">00010113</w:t>
+      </w:r>
+      <w:r>
+        <w:br/>
+      </w:r>
+      <w:r>
+        <w:rPr>
+          <w:rStyle w:val="VerbatimChar"/>
+        </w:rPr>
+        <w:t xml:space="preserve">00000097</w:t>
+      </w:r>
+      <w:r>
+        <w:br/>
+      </w:r>
+      <w:r>
+        <w:rPr>
+          <w:rStyle w:val="VerbatimChar"/>
+        </w:rPr>
+        <w:t xml:space="preserve">01c080e7</w:t>
+      </w:r>
+      <w:r>
+        <w:br/>
+      </w:r>
+      <w:r>
+        <w:rPr>
+          <w:rStyle w:val="VerbatimChar"/>
+        </w:rPr>
+        <w:t xml:space="preserve">0000006f</w:t>
+      </w:r>
+      <w:r>
+        <w:br/>
+      </w:r>
+      <w:r>
+        <w:rPr>
+          <w:rStyle w:val="VerbatimChar"/>
+        </w:rPr>
+        <w:t xml:space="preserve">00050293</w:t>
+      </w:r>
+      <w:r>
+        <w:br/>
+      </w:r>
+      <w:r>
+        <w:rPr>
+          <w:rStyle w:val="VerbatimChar"/>
+        </w:rPr>
+        <w:t xml:space="preserve">fff28293</w:t>
+      </w:r>
+      <w:r>
+        <w:br/>
+      </w:r>
+      <w:r>
+        <w:rPr>
+          <w:rStyle w:val="VerbatimChar"/>
+        </w:rPr>
+        <w:t xml:space="preserve">fe029ee3</w:t>
+      </w:r>
+      <w:r>
+        <w:br/>
+      </w:r>
+      <w:r>
+        <w:rPr>
+          <w:rStyle w:val="VerbatimChar"/>
+        </w:rPr>
+        <w:t xml:space="preserve">00008067</w:t>
+      </w:r>
+    </w:p>
+    <w:p>
+      <w:pPr>
+        <w:pStyle w:val="FirstParagraph"/>
+      </w:pPr>
+      <w:r>
+        <w:t xml:space="preserve">Aynı imajın Intel HEX çıktısı:</w:t>
+      </w:r>
+    </w:p>
+    <w:p>
+      <w:pPr>
+        <w:pStyle w:val="SourceCode"/>
+      </w:pPr>
+      <w:r>
+        <w:rPr>
+          <w:rStyle w:val="VerbatimChar"/>
+        </w:rPr>
+        <w:t xml:space="preserve">:020000040000FA</w:t>
+      </w:r>
+      <w:r>
+        <w:br/>
+      </w:r>
+      <w:r>
+        <w:rPr>
+          <w:rStyle w:val="VerbatimChar"/>
+        </w:rPr>
+        <w:t xml:space="preserve">:10000000372100001301010097000000E780C001C4</w:t>
+      </w:r>
+      <w:r>
+        <w:br/>
+      </w:r>
+      <w:r>
+        <w:rPr>
+          <w:rStyle w:val="VerbatimChar"/>
+        </w:rPr>
+        <w:t xml:space="preserve">:100010006F000000930205009382F2FFE39E02FE50</w:t>
+      </w:r>
+      <w:r>
+        <w:br/>
+      </w:r>
+      <w:r>
+        <w:rPr>
+          <w:rStyle w:val="VerbatimChar"/>
+        </w:rPr>
+        <w:t xml:space="preserve">:1000200067800000130101FF232611003703004001</w:t>
+      </w:r>
+      <w:r>
+        <w:br/>
+      </w:r>
+      <w:r>
+        <w:rPr>
+          <w:rStyle w:val="VerbatimChar"/>
+        </w:rPr>
+        <w:t xml:space="preserve">:100030001303030093031000130000002320730038</w:t>
+      </w:r>
+      <w:r>
+        <w:br/>
+      </w:r>
+      <w:r>
+        <w:rPr>
+          <w:rStyle w:val="VerbatimChar"/>
+        </w:rPr>
+        <w:t xml:space="preserve">:00000001FF</w:t>
+      </w:r>
+    </w:p>
+    <w:p>
+      <w:pPr>
+        <w:pStyle w:val="FirstParagraph"/>
+      </w:pPr>
+      <w:r>
+        <w:t xml:space="preserve">FPGA build akışı şu adımlarla yürütülür:</w:t>
+      </w:r>
+    </w:p>
+    <w:p>
+      <w:pPr>
+        <w:pStyle w:val="SourceCode"/>
+      </w:pPr>
+      <w:r>
+        <w:rPr>
+          <w:rStyle w:val="NormalTok"/>
+        </w:rPr>
+        <w:t xml:space="preserve">$ </w:t>
+      </w:r>
+      <w:r>
+        <w:rPr>
+          <w:rStyle w:val="FunctionTok"/>
+        </w:rPr>
+        <w:t xml:space="preserve">Copy-Item</w:t>
+      </w:r>
+      <w:r>
+        <w:rPr>
+          <w:rStyle w:val="NormalTok"/>
+        </w:rPr>
+        <w:t xml:space="preserve"> build</w:t>
+      </w:r>
+      <w:r>
+        <w:rPr>
+          <w:rStyle w:val="OperatorTok"/>
+        </w:rPr>
+        <w:t xml:space="preserve">/</w:t>
+      </w:r>
+      <w:r>
+        <w:rPr>
+          <w:rStyle w:val="NormalTok"/>
+        </w:rPr>
+        <w:t xml:space="preserve">report-demo</w:t>
+      </w:r>
+      <w:r>
+        <w:rPr>
+          <w:rStyle w:val="OperatorTok"/>
+        </w:rPr>
+        <w:t xml:space="preserve">/</w:t>
+      </w:r>
+      <w:r>
+        <w:rPr>
+          <w:rStyle w:val="NormalTok"/>
+        </w:rPr>
+        <w:t xml:space="preserve">blink</w:t>
+      </w:r>
+      <w:r>
+        <w:rPr>
+          <w:rStyle w:val="OperatorTok"/>
+        </w:rPr>
+        <w:t xml:space="preserve">.</w:t>
+      </w:r>
+      <w:r>
+        <w:rPr>
+          <w:rStyle w:val="FunctionTok"/>
+        </w:rPr>
+        <w:t xml:space="preserve">mem</w:t>
+      </w:r>
+      <w:r>
+        <w:rPr>
+          <w:rStyle w:val="NormalTok"/>
+        </w:rPr>
+        <w:t xml:space="preserve"> fpga</w:t>
+      </w:r>
+      <w:r>
+        <w:rPr>
+          <w:rStyle w:val="OperatorTok"/>
+        </w:rPr>
+        <w:t xml:space="preserve">/</w:t>
+      </w:r>
+      <w:r>
+        <w:rPr>
+          <w:rStyle w:val="NormalTok"/>
+        </w:rPr>
+        <w:t xml:space="preserve">common</w:t>
+      </w:r>
+      <w:r>
+        <w:rPr>
+          <w:rStyle w:val="OperatorTok"/>
+        </w:rPr>
+        <w:t xml:space="preserve">/</w:t>
+      </w:r>
+      <w:r>
+        <w:rPr>
+          <w:rStyle w:val="NormalTok"/>
+        </w:rPr>
+        <w:t xml:space="preserve">program</w:t>
+      </w:r>
+      <w:r>
+        <w:rPr>
+          <w:rStyle w:val="OperatorTok"/>
+        </w:rPr>
+        <w:t xml:space="preserve">.</w:t>
+      </w:r>
+      <w:r>
+        <w:rPr>
+          <w:rStyle w:val="FunctionTok"/>
+        </w:rPr>
+        <w:t xml:space="preserve">mem</w:t>
+      </w:r>
+      <w:r>
+        <w:br/>
+      </w:r>
+      <w:r>
+        <w:rPr>
+          <w:rStyle w:val="NormalTok"/>
+        </w:rPr>
+        <w:t xml:space="preserve">$ </w:t>
+      </w:r>
+      <w:r>
+        <w:rPr>
+          <w:rStyle w:val="CommentTok"/>
+        </w:rPr>
+        <w:t xml:space="preserve"># Gowin EDA içinde:</w:t>
+      </w:r>
+      <w:r>
+        <w:br/>
+      </w:r>
+      <w:r>
+        <w:rPr>
+          <w:rStyle w:val="NormalTok"/>
+        </w:rPr>
+        <w:t xml:space="preserve">$ </w:t>
+      </w:r>
+      <w:r>
+        <w:rPr>
+          <w:rStyle w:val="CommentTok"/>
+        </w:rPr>
+        <w:t xml:space="preserve"># 1. fpga/common/tap_module.v top seçilir</w:t>
+      </w:r>
+      <w:r>
+        <w:br/>
+      </w:r>
+      <w:r>
+        <w:rPr>
+          <w:rStyle w:val="NormalTok"/>
+        </w:rPr>
+        <w:t xml:space="preserve">$ </w:t>
+      </w:r>
+      <w:r>
+        <w:rPr>
+          <w:rStyle w:val="CommentTok"/>
+        </w:rPr>
+        <w:t xml:space="preserve"># 2. fpga/common/program.hex veya program.mem BRAM init için kullanılır</w:t>
+      </w:r>
+      <w:r>
+        <w:br/>
+      </w:r>
+      <w:r>
+        <w:rPr>
+          <w:rStyle w:val="NormalTok"/>
+        </w:rPr>
+        <w:t xml:space="preserve">$ </w:t>
+      </w:r>
+      <w:r>
+        <w:rPr>
+          <w:rStyle w:val="CommentTok"/>
+        </w:rPr>
+        <w:t xml:space="preserve"># 3. Synthesize -&gt; Place &amp; Route -&gt; Program Device</w:t>
+      </w:r>
+    </w:p>
+    <w:p>
+      <w:pPr>
+        <w:pStyle w:val="FirstParagraph"/>
+      </w:pPr>
+      <w:r>
+        <w:t xml:space="preserve">BRAM yükleme noktası Verilog tarafında</w:t>
+      </w:r>
+      <w:r>
+        <w:t xml:space="preserve"> </w:t>
+      </w:r>
+      <w:r>
+        <w:rPr>
+          <w:rStyle w:val="VerbatimChar"/>
+        </w:rPr>
+        <w:t xml:space="preserve">$readmemh</w:t>
+      </w:r>
+      <w:r>
+        <w:t xml:space="preserve"> </w:t>
+      </w:r>
+      <w:r>
+        <w:t xml:space="preserve">çağrısıdır:</w:t>
+      </w:r>
+    </w:p>
+    <w:p>
+      <w:pPr>
+        <w:pStyle w:val="SourceCode"/>
+      </w:pPr>
+      <w:r>
+        <w:rPr>
+          <w:rStyle w:val="KeywordTok"/>
+        </w:rPr>
+        <w:t xml:space="preserve">initial</w:t>
+      </w:r>
+      <w:r>
+        <w:rPr>
+          <w:rStyle w:val="NormalTok"/>
+        </w:rPr>
+        <w:t xml:space="preserve"> </w:t>
+      </w:r>
+      <w:r>
+        <w:rPr>
+          <w:rStyle w:val="KeywordTok"/>
+        </w:rPr>
+        <w:t xml:space="preserve">begin</w:t>
+      </w:r>
+      <w:r>
+        <w:br/>
+      </w:r>
+      <w:r>
+        <w:rPr>
+          <w:rStyle w:val="NormalTok"/>
+        </w:rPr>
+        <w:t xml:space="preserve">    </w:t>
+      </w:r>
+      <w:r>
+        <w:rPr>
+          <w:rStyle w:val="DataTypeTok"/>
+        </w:rPr>
+        <w:t xml:space="preserve">$readmemh</w:t>
+      </w:r>
+      <w:r>
+        <w:rPr>
+          <w:rStyle w:val="OperatorTok"/>
+        </w:rPr>
+        <w:t xml:space="preserve">(</w:t>
+      </w:r>
+      <w:r>
+        <w:rPr>
+          <w:rStyle w:val="NormalTok"/>
+        </w:rPr>
+        <w:t xml:space="preserve">INIT_FILE</w:t>
+      </w:r>
+      <w:r>
+        <w:rPr>
+          <w:rStyle w:val="OperatorTok"/>
+        </w:rPr>
+        <w:t xml:space="preserve">,</w:t>
+      </w:r>
+      <w:r>
+        <w:rPr>
+          <w:rStyle w:val="NormalTok"/>
+        </w:rPr>
+        <w:t xml:space="preserve"> mem</w:t>
+      </w:r>
+      <w:r>
+        <w:rPr>
+          <w:rStyle w:val="OperatorTok"/>
+        </w:rPr>
+        <w:t xml:space="preserve">);</w:t>
+      </w:r>
+      <w:r>
+        <w:br/>
+      </w:r>
+      <w:r>
+        <w:rPr>
+          <w:rStyle w:val="KeywordTok"/>
+        </w:rPr>
+        <w:t xml:space="preserve">end</w:t>
+      </w:r>
+    </w:p>
+    <w:bookmarkEnd w:id="38"/>
+    <w:bookmarkStart w:id="39" w:name="test-tasarımı"/>
     <w:p>
       <w:pPr>
         <w:pStyle w:val="Heading2"/>
@@ -3445,8 +6846,8 @@
         <w:t xml:space="preserve">Bu kapsam, normal yürütme, sembol hatası, relocation taşması, data relocation ve FPGA entegrasyonunu birlikte denetler. Testlerin sistematik olması, linker doğruluğunun yalnızca örnek çıktıyla değil hata davranışlarıyla da ölçülmesini sağlar (PÇ7).</w:t>
       </w:r>
     </w:p>
-    <w:bookmarkEnd w:id="18"/>
-    <w:bookmarkStart w:id="19" w:name="test-sonuçları-analiz-ve-yorum"/>
+    <w:bookmarkEnd w:id="39"/>
+    <w:bookmarkStart w:id="40" w:name="test-sonuçları-analiz-ve-yorum"/>
     <w:p>
       <w:pPr>
         <w:pStyle w:val="Heading2"/>
@@ -3534,6 +6935,875 @@
       </w:pPr>
       <w:r>
         <w:t xml:space="preserve">Hata testleri de başarı kriteridir. Branch overflow testinde relocation alanı yetmediğinde işlem durdurulur. Undefined extern testinde çözülemeyen sembolle final image üretilmez. Duplicate label testinde aynı dosyadaki sembol çakışması assembly aşamasında yakalanır. Bu davranışlar, hatalı programı sessizce FPGA’ya yükleme riskini azaltır (PÇ7, PÇ1).</w:t>
+      </w:r>
+    </w:p>
+    <w:p>
+      <w:pPr>
+        <w:pStyle w:val="BodyText"/>
+      </w:pPr>
+      <w:r>
+        <w:t xml:space="preserve">Gerçek test komutu ve çıktı özeti:</w:t>
+      </w:r>
+    </w:p>
+    <w:p>
+      <w:pPr>
+        <w:pStyle w:val="SourceCode"/>
+      </w:pPr>
+      <w:r>
+        <w:rPr>
+          <w:rStyle w:val="NormalTok"/>
+        </w:rPr>
+        <w:t xml:space="preserve">$ go test </w:t>
+      </w:r>
+      <w:r>
+        <w:rPr>
+          <w:rStyle w:val="OperatorTok"/>
+        </w:rPr>
+        <w:t xml:space="preserve">./...</w:t>
+      </w:r>
+      <w:r>
+        <w:br/>
+      </w:r>
+      <w:r>
+        <w:rPr>
+          <w:rStyle w:val="NormalTok"/>
+        </w:rPr>
+        <w:t xml:space="preserve">ok      github</w:t>
+      </w:r>
+      <w:r>
+        <w:rPr>
+          <w:rStyle w:val="OperatorTok"/>
+        </w:rPr>
+        <w:t xml:space="preserve">.</w:t>
+      </w:r>
+      <w:r>
+        <w:rPr>
+          <w:rStyle w:val="FunctionTok"/>
+        </w:rPr>
+        <w:t xml:space="preserve">com</w:t>
+      </w:r>
+      <w:r>
+        <w:rPr>
+          <w:rStyle w:val="OperatorTok"/>
+        </w:rPr>
+        <w:t xml:space="preserve">/</w:t>
+      </w:r>
+      <w:r>
+        <w:rPr>
+          <w:rStyle w:val="NormalTok"/>
+        </w:rPr>
+        <w:t xml:space="preserve">edu</w:t>
+      </w:r>
+      <w:r>
+        <w:rPr>
+          <w:rStyle w:val="OperatorTok"/>
+        </w:rPr>
+        <w:t xml:space="preserve">/</w:t>
+      </w:r>
+      <w:r>
+        <w:rPr>
+          <w:rStyle w:val="NormalTok"/>
+        </w:rPr>
+        <w:t xml:space="preserve">rvtoolchain</w:t>
+      </w:r>
+      <w:r>
+        <w:rPr>
+          <w:rStyle w:val="OperatorTok"/>
+        </w:rPr>
+        <w:t xml:space="preserve">/</w:t>
+      </w:r>
+      <w:r>
+        <w:rPr>
+          <w:rStyle w:val="NormalTok"/>
+        </w:rPr>
+        <w:t xml:space="preserve">assembler</w:t>
+      </w:r>
+      <w:r>
+        <w:rPr>
+          <w:rStyle w:val="OperatorTok"/>
+        </w:rPr>
+        <w:t xml:space="preserve">/</w:t>
+      </w:r>
+      <w:r>
+        <w:rPr>
+          <w:rStyle w:val="NormalTok"/>
+        </w:rPr>
+        <w:t xml:space="preserve">encoder    </w:t>
+      </w:r>
+      <w:r>
+        <w:rPr>
+          <w:rStyle w:val="OperatorTok"/>
+        </w:rPr>
+        <w:t xml:space="preserve">(</w:t>
+      </w:r>
+      <w:r>
+        <w:rPr>
+          <w:rStyle w:val="NormalTok"/>
+        </w:rPr>
+        <w:t xml:space="preserve">cached</w:t>
+      </w:r>
+      <w:r>
+        <w:rPr>
+          <w:rStyle w:val="OperatorTok"/>
+        </w:rPr>
+        <w:t xml:space="preserve">)</w:t>
+      </w:r>
+      <w:r>
+        <w:br/>
+      </w:r>
+      <w:r>
+        <w:rPr>
+          <w:rStyle w:val="NormalTok"/>
+        </w:rPr>
+        <w:t xml:space="preserve">ok      github</w:t>
+      </w:r>
+      <w:r>
+        <w:rPr>
+          <w:rStyle w:val="OperatorTok"/>
+        </w:rPr>
+        <w:t xml:space="preserve">.</w:t>
+      </w:r>
+      <w:r>
+        <w:rPr>
+          <w:rStyle w:val="FunctionTok"/>
+        </w:rPr>
+        <w:t xml:space="preserve">com</w:t>
+      </w:r>
+      <w:r>
+        <w:rPr>
+          <w:rStyle w:val="OperatorTok"/>
+        </w:rPr>
+        <w:t xml:space="preserve">/</w:t>
+      </w:r>
+      <w:r>
+        <w:rPr>
+          <w:rStyle w:val="NormalTok"/>
+        </w:rPr>
+        <w:t xml:space="preserve">edu</w:t>
+      </w:r>
+      <w:r>
+        <w:rPr>
+          <w:rStyle w:val="OperatorTok"/>
+        </w:rPr>
+        <w:t xml:space="preserve">/</w:t>
+      </w:r>
+      <w:r>
+        <w:rPr>
+          <w:rStyle w:val="NormalTok"/>
+        </w:rPr>
+        <w:t xml:space="preserve">rvtoolchain</w:t>
+      </w:r>
+      <w:r>
+        <w:rPr>
+          <w:rStyle w:val="OperatorTok"/>
+        </w:rPr>
+        <w:t xml:space="preserve">/</w:t>
+      </w:r>
+      <w:r>
+        <w:rPr>
+          <w:rStyle w:val="NormalTok"/>
+        </w:rPr>
+        <w:t xml:space="preserve">assembler</w:t>
+      </w:r>
+      <w:r>
+        <w:rPr>
+          <w:rStyle w:val="OperatorTok"/>
+        </w:rPr>
+        <w:t xml:space="preserve">/</w:t>
+      </w:r>
+      <w:r>
+        <w:rPr>
+          <w:rStyle w:val="NormalTok"/>
+        </w:rPr>
+        <w:t xml:space="preserve">lexer  </w:t>
+      </w:r>
+      <w:r>
+        <w:rPr>
+          <w:rStyle w:val="OperatorTok"/>
+        </w:rPr>
+        <w:t xml:space="preserve">(</w:t>
+      </w:r>
+      <w:r>
+        <w:rPr>
+          <w:rStyle w:val="NormalTok"/>
+        </w:rPr>
+        <w:t xml:space="preserve">cached</w:t>
+      </w:r>
+      <w:r>
+        <w:rPr>
+          <w:rStyle w:val="OperatorTok"/>
+        </w:rPr>
+        <w:t xml:space="preserve">)</w:t>
+      </w:r>
+      <w:r>
+        <w:br/>
+      </w:r>
+      <w:r>
+        <w:rPr>
+          <w:rStyle w:val="NormalTok"/>
+        </w:rPr>
+        <w:t xml:space="preserve">ok      github</w:t>
+      </w:r>
+      <w:r>
+        <w:rPr>
+          <w:rStyle w:val="OperatorTok"/>
+        </w:rPr>
+        <w:t xml:space="preserve">.</w:t>
+      </w:r>
+      <w:r>
+        <w:rPr>
+          <w:rStyle w:val="FunctionTok"/>
+        </w:rPr>
+        <w:t xml:space="preserve">com</w:t>
+      </w:r>
+      <w:r>
+        <w:rPr>
+          <w:rStyle w:val="OperatorTok"/>
+        </w:rPr>
+        <w:t xml:space="preserve">/</w:t>
+      </w:r>
+      <w:r>
+        <w:rPr>
+          <w:rStyle w:val="NormalTok"/>
+        </w:rPr>
+        <w:t xml:space="preserve">edu</w:t>
+      </w:r>
+      <w:r>
+        <w:rPr>
+          <w:rStyle w:val="OperatorTok"/>
+        </w:rPr>
+        <w:t xml:space="preserve">/</w:t>
+      </w:r>
+      <w:r>
+        <w:rPr>
+          <w:rStyle w:val="NormalTok"/>
+        </w:rPr>
+        <w:t xml:space="preserve">rvtoolchain</w:t>
+      </w:r>
+      <w:r>
+        <w:rPr>
+          <w:rStyle w:val="OperatorTok"/>
+        </w:rPr>
+        <w:t xml:space="preserve">/</w:t>
+      </w:r>
+      <w:r>
+        <w:rPr>
+          <w:rStyle w:val="NormalTok"/>
+        </w:rPr>
+        <w:t xml:space="preserve">assembler</w:t>
+      </w:r>
+      <w:r>
+        <w:rPr>
+          <w:rStyle w:val="OperatorTok"/>
+        </w:rPr>
+        <w:t xml:space="preserve">/</w:t>
+      </w:r>
+      <w:r>
+        <w:rPr>
+          <w:rStyle w:val="NormalTok"/>
+        </w:rPr>
+        <w:t xml:space="preserve">parser </w:t>
+      </w:r>
+      <w:r>
+        <w:rPr>
+          <w:rStyle w:val="OperatorTok"/>
+        </w:rPr>
+        <w:t xml:space="preserve">(</w:t>
+      </w:r>
+      <w:r>
+        <w:rPr>
+          <w:rStyle w:val="NormalTok"/>
+        </w:rPr>
+        <w:t xml:space="preserve">cached</w:t>
+      </w:r>
+      <w:r>
+        <w:rPr>
+          <w:rStyle w:val="OperatorTok"/>
+        </w:rPr>
+        <w:t xml:space="preserve">)</w:t>
+      </w:r>
+      <w:r>
+        <w:br/>
+      </w:r>
+      <w:r>
+        <w:rPr>
+          <w:rStyle w:val="NormalTok"/>
+        </w:rPr>
+        <w:t xml:space="preserve">ok      github</w:t>
+      </w:r>
+      <w:r>
+        <w:rPr>
+          <w:rStyle w:val="OperatorTok"/>
+        </w:rPr>
+        <w:t xml:space="preserve">.</w:t>
+      </w:r>
+      <w:r>
+        <w:rPr>
+          <w:rStyle w:val="FunctionTok"/>
+        </w:rPr>
+        <w:t xml:space="preserve">com</w:t>
+      </w:r>
+      <w:r>
+        <w:rPr>
+          <w:rStyle w:val="OperatorTok"/>
+        </w:rPr>
+        <w:t xml:space="preserve">/</w:t>
+      </w:r>
+      <w:r>
+        <w:rPr>
+          <w:rStyle w:val="NormalTok"/>
+        </w:rPr>
+        <w:t xml:space="preserve">edu</w:t>
+      </w:r>
+      <w:r>
+        <w:rPr>
+          <w:rStyle w:val="OperatorTok"/>
+        </w:rPr>
+        <w:t xml:space="preserve">/</w:t>
+      </w:r>
+      <w:r>
+        <w:rPr>
+          <w:rStyle w:val="NormalTok"/>
+        </w:rPr>
+        <w:t xml:space="preserve">rvtoolchain</w:t>
+      </w:r>
+      <w:r>
+        <w:rPr>
+          <w:rStyle w:val="OperatorTok"/>
+        </w:rPr>
+        <w:t xml:space="preserve">/</w:t>
+      </w:r>
+      <w:r>
+        <w:rPr>
+          <w:rStyle w:val="NormalTok"/>
+        </w:rPr>
+        <w:t xml:space="preserve">common</w:t>
+      </w:r>
+      <w:r>
+        <w:rPr>
+          <w:rStyle w:val="OperatorTok"/>
+        </w:rPr>
+        <w:t xml:space="preserve">/</w:t>
+      </w:r>
+      <w:r>
+        <w:rPr>
+          <w:rStyle w:val="NormalTok"/>
+        </w:rPr>
+        <w:t xml:space="preserve">isa   </w:t>
+      </w:r>
+      <w:r>
+        <w:rPr>
+          <w:rStyle w:val="OperatorTok"/>
+        </w:rPr>
+        <w:t xml:space="preserve">(</w:t>
+      </w:r>
+      <w:r>
+        <w:rPr>
+          <w:rStyle w:val="NormalTok"/>
+        </w:rPr>
+        <w:t xml:space="preserve">cached</w:t>
+      </w:r>
+      <w:r>
+        <w:rPr>
+          <w:rStyle w:val="OperatorTok"/>
+        </w:rPr>
+        <w:t xml:space="preserve">)</w:t>
+      </w:r>
+      <w:r>
+        <w:br/>
+      </w:r>
+      <w:r>
+        <w:rPr>
+          <w:rStyle w:val="NormalTok"/>
+        </w:rPr>
+        <w:t xml:space="preserve">ok      github</w:t>
+      </w:r>
+      <w:r>
+        <w:rPr>
+          <w:rStyle w:val="OperatorTok"/>
+        </w:rPr>
+        <w:t xml:space="preserve">.</w:t>
+      </w:r>
+      <w:r>
+        <w:rPr>
+          <w:rStyle w:val="FunctionTok"/>
+        </w:rPr>
+        <w:t xml:space="preserve">com</w:t>
+      </w:r>
+      <w:r>
+        <w:rPr>
+          <w:rStyle w:val="OperatorTok"/>
+        </w:rPr>
+        <w:t xml:space="preserve">/</w:t>
+      </w:r>
+      <w:r>
+        <w:rPr>
+          <w:rStyle w:val="NormalTok"/>
+        </w:rPr>
+        <w:t xml:space="preserve">edu</w:t>
+      </w:r>
+      <w:r>
+        <w:rPr>
+          <w:rStyle w:val="OperatorTok"/>
+        </w:rPr>
+        <w:t xml:space="preserve">/</w:t>
+      </w:r>
+      <w:r>
+        <w:rPr>
+          <w:rStyle w:val="NormalTok"/>
+        </w:rPr>
+        <w:t xml:space="preserve">rvtoolchain</w:t>
+      </w:r>
+      <w:r>
+        <w:rPr>
+          <w:rStyle w:val="OperatorTok"/>
+        </w:rPr>
+        <w:t xml:space="preserve">/</w:t>
+      </w:r>
+      <w:r>
+        <w:rPr>
+          <w:rStyle w:val="NormalTok"/>
+        </w:rPr>
+        <w:t xml:space="preserve">common</w:t>
+      </w:r>
+      <w:r>
+        <w:rPr>
+          <w:rStyle w:val="OperatorTok"/>
+        </w:rPr>
+        <w:t xml:space="preserve">/</w:t>
+      </w:r>
+      <w:r>
+        <w:rPr>
+          <w:rStyle w:val="NormalTok"/>
+        </w:rPr>
+        <w:t xml:space="preserve">obj   </w:t>
+      </w:r>
+      <w:r>
+        <w:rPr>
+          <w:rStyle w:val="OperatorTok"/>
+        </w:rPr>
+        <w:t xml:space="preserve">(</w:t>
+      </w:r>
+      <w:r>
+        <w:rPr>
+          <w:rStyle w:val="NormalTok"/>
+        </w:rPr>
+        <w:t xml:space="preserve">cached</w:t>
+      </w:r>
+      <w:r>
+        <w:rPr>
+          <w:rStyle w:val="OperatorTok"/>
+        </w:rPr>
+        <w:t xml:space="preserve">)</w:t>
+      </w:r>
+      <w:r>
+        <w:br/>
+      </w:r>
+      <w:r>
+        <w:rPr>
+          <w:rStyle w:val="NormalTok"/>
+        </w:rPr>
+        <w:t xml:space="preserve">ok      github</w:t>
+      </w:r>
+      <w:r>
+        <w:rPr>
+          <w:rStyle w:val="OperatorTok"/>
+        </w:rPr>
+        <w:t xml:space="preserve">.</w:t>
+      </w:r>
+      <w:r>
+        <w:rPr>
+          <w:rStyle w:val="FunctionTok"/>
+        </w:rPr>
+        <w:t xml:space="preserve">com</w:t>
+      </w:r>
+      <w:r>
+        <w:rPr>
+          <w:rStyle w:val="OperatorTok"/>
+        </w:rPr>
+        <w:t xml:space="preserve">/</w:t>
+      </w:r>
+      <w:r>
+        <w:rPr>
+          <w:rStyle w:val="NormalTok"/>
+        </w:rPr>
+        <w:t xml:space="preserve">edu</w:t>
+      </w:r>
+      <w:r>
+        <w:rPr>
+          <w:rStyle w:val="OperatorTok"/>
+        </w:rPr>
+        <w:t xml:space="preserve">/</w:t>
+      </w:r>
+      <w:r>
+        <w:rPr>
+          <w:rStyle w:val="NormalTok"/>
+        </w:rPr>
+        <w:t xml:space="preserve">rvtoolchain</w:t>
+      </w:r>
+      <w:r>
+        <w:rPr>
+          <w:rStyle w:val="OperatorTok"/>
+        </w:rPr>
+        <w:t xml:space="preserve">/</w:t>
+      </w:r>
+      <w:r>
+        <w:rPr>
+          <w:rStyle w:val="NormalTok"/>
+        </w:rPr>
+        <w:t xml:space="preserve">linker</w:t>
+      </w:r>
+      <w:r>
+        <w:rPr>
+          <w:rStyle w:val="OperatorTok"/>
+        </w:rPr>
+        <w:t xml:space="preserve">/</w:t>
+      </w:r>
+      <w:r>
+        <w:rPr>
+          <w:rStyle w:val="NormalTok"/>
+        </w:rPr>
+        <w:t xml:space="preserve">image </w:t>
+      </w:r>
+      <w:r>
+        <w:rPr>
+          <w:rStyle w:val="OperatorTok"/>
+        </w:rPr>
+        <w:t xml:space="preserve">(</w:t>
+      </w:r>
+      <w:r>
+        <w:rPr>
+          <w:rStyle w:val="NormalTok"/>
+        </w:rPr>
+        <w:t xml:space="preserve">cached</w:t>
+      </w:r>
+      <w:r>
+        <w:rPr>
+          <w:rStyle w:val="OperatorTok"/>
+        </w:rPr>
+        <w:t xml:space="preserve">)</w:t>
+      </w:r>
+      <w:r>
+        <w:br/>
+      </w:r>
+      <w:r>
+        <w:rPr>
+          <w:rStyle w:val="NormalTok"/>
+        </w:rPr>
+        <w:t xml:space="preserve">ok      github</w:t>
+      </w:r>
+      <w:r>
+        <w:rPr>
+          <w:rStyle w:val="OperatorTok"/>
+        </w:rPr>
+        <w:t xml:space="preserve">.</w:t>
+      </w:r>
+      <w:r>
+        <w:rPr>
+          <w:rStyle w:val="FunctionTok"/>
+        </w:rPr>
+        <w:t xml:space="preserve">com</w:t>
+      </w:r>
+      <w:r>
+        <w:rPr>
+          <w:rStyle w:val="OperatorTok"/>
+        </w:rPr>
+        <w:t xml:space="preserve">/</w:t>
+      </w:r>
+      <w:r>
+        <w:rPr>
+          <w:rStyle w:val="NormalTok"/>
+        </w:rPr>
+        <w:t xml:space="preserve">edu</w:t>
+      </w:r>
+      <w:r>
+        <w:rPr>
+          <w:rStyle w:val="OperatorTok"/>
+        </w:rPr>
+        <w:t xml:space="preserve">/</w:t>
+      </w:r>
+      <w:r>
+        <w:rPr>
+          <w:rStyle w:val="NormalTok"/>
+        </w:rPr>
+        <w:t xml:space="preserve">rvtoolchain</w:t>
+      </w:r>
+      <w:r>
+        <w:rPr>
+          <w:rStyle w:val="OperatorTok"/>
+        </w:rPr>
+        <w:t xml:space="preserve">/</w:t>
+      </w:r>
+      <w:r>
+        <w:rPr>
+          <w:rStyle w:val="NormalTok"/>
+        </w:rPr>
+        <w:t xml:space="preserve">linker</w:t>
+      </w:r>
+      <w:r>
+        <w:rPr>
+          <w:rStyle w:val="OperatorTok"/>
+        </w:rPr>
+        <w:t xml:space="preserve">/</w:t>
+      </w:r>
+      <w:r>
+        <w:rPr>
+          <w:rStyle w:val="NormalTok"/>
+        </w:rPr>
+        <w:t xml:space="preserve">reloc </w:t>
+      </w:r>
+      <w:r>
+        <w:rPr>
+          <w:rStyle w:val="OperatorTok"/>
+        </w:rPr>
+        <w:t xml:space="preserve">(</w:t>
+      </w:r>
+      <w:r>
+        <w:rPr>
+          <w:rStyle w:val="NormalTok"/>
+        </w:rPr>
+        <w:t xml:space="preserve">cached</w:t>
+      </w:r>
+      <w:r>
+        <w:rPr>
+          <w:rStyle w:val="OperatorTok"/>
+        </w:rPr>
+        <w:t xml:space="preserve">)</w:t>
+      </w:r>
+      <w:r>
+        <w:br/>
+      </w:r>
+      <w:r>
+        <w:rPr>
+          <w:rStyle w:val="NormalTok"/>
+        </w:rPr>
+        <w:t xml:space="preserve">ok      github</w:t>
+      </w:r>
+      <w:r>
+        <w:rPr>
+          <w:rStyle w:val="OperatorTok"/>
+        </w:rPr>
+        <w:t xml:space="preserve">.</w:t>
+      </w:r>
+      <w:r>
+        <w:rPr>
+          <w:rStyle w:val="FunctionTok"/>
+        </w:rPr>
+        <w:t xml:space="preserve">com</w:t>
+      </w:r>
+      <w:r>
+        <w:rPr>
+          <w:rStyle w:val="OperatorTok"/>
+        </w:rPr>
+        <w:t xml:space="preserve">/</w:t>
+      </w:r>
+      <w:r>
+        <w:rPr>
+          <w:rStyle w:val="NormalTok"/>
+        </w:rPr>
+        <w:t xml:space="preserve">edu</w:t>
+      </w:r>
+      <w:r>
+        <w:rPr>
+          <w:rStyle w:val="OperatorTok"/>
+        </w:rPr>
+        <w:t xml:space="preserve">/</w:t>
+      </w:r>
+      <w:r>
+        <w:rPr>
+          <w:rStyle w:val="NormalTok"/>
+        </w:rPr>
+        <w:t xml:space="preserve">rvtoolchain</w:t>
+      </w:r>
+      <w:r>
+        <w:rPr>
+          <w:rStyle w:val="OperatorTok"/>
+        </w:rPr>
+        <w:t xml:space="preserve">/</w:t>
+      </w:r>
+      <w:r>
+        <w:rPr>
+          <w:rStyle w:val="NormalTok"/>
+        </w:rPr>
+        <w:t xml:space="preserve">linker</w:t>
+      </w:r>
+      <w:r>
+        <w:rPr>
+          <w:rStyle w:val="OperatorTok"/>
+        </w:rPr>
+        <w:t xml:space="preserve">/</w:t>
+      </w:r>
+      <w:r>
+        <w:rPr>
+          <w:rStyle w:val="NormalTok"/>
+        </w:rPr>
+        <w:t xml:space="preserve">script    </w:t>
+      </w:r>
+      <w:r>
+        <w:rPr>
+          <w:rStyle w:val="OperatorTok"/>
+        </w:rPr>
+        <w:t xml:space="preserve">(</w:t>
+      </w:r>
+      <w:r>
+        <w:rPr>
+          <w:rStyle w:val="NormalTok"/>
+        </w:rPr>
+        <w:t xml:space="preserve">cached</w:t>
+      </w:r>
+      <w:r>
+        <w:rPr>
+          <w:rStyle w:val="OperatorTok"/>
+        </w:rPr>
+        <w:t xml:space="preserve">)</w:t>
+      </w:r>
+      <w:r>
+        <w:br/>
+      </w:r>
+      <w:r>
+        <w:rPr>
+          <w:rStyle w:val="NormalTok"/>
+        </w:rPr>
+        <w:t xml:space="preserve">ok      github</w:t>
+      </w:r>
+      <w:r>
+        <w:rPr>
+          <w:rStyle w:val="OperatorTok"/>
+        </w:rPr>
+        <w:t xml:space="preserve">.</w:t>
+      </w:r>
+      <w:r>
+        <w:rPr>
+          <w:rStyle w:val="FunctionTok"/>
+        </w:rPr>
+        <w:t xml:space="preserve">com</w:t>
+      </w:r>
+      <w:r>
+        <w:rPr>
+          <w:rStyle w:val="OperatorTok"/>
+        </w:rPr>
+        <w:t xml:space="preserve">/</w:t>
+      </w:r>
+      <w:r>
+        <w:rPr>
+          <w:rStyle w:val="NormalTok"/>
+        </w:rPr>
+        <w:t xml:space="preserve">edu</w:t>
+      </w:r>
+      <w:r>
+        <w:rPr>
+          <w:rStyle w:val="OperatorTok"/>
+        </w:rPr>
+        <w:t xml:space="preserve">/</w:t>
+      </w:r>
+      <w:r>
+        <w:rPr>
+          <w:rStyle w:val="NormalTok"/>
+        </w:rPr>
+        <w:t xml:space="preserve">rvtoolchain</w:t>
+      </w:r>
+      <w:r>
+        <w:rPr>
+          <w:rStyle w:val="OperatorTok"/>
+        </w:rPr>
+        <w:t xml:space="preserve">/</w:t>
+      </w:r>
+      <w:r>
+        <w:rPr>
+          <w:rStyle w:val="NormalTok"/>
+        </w:rPr>
+        <w:t xml:space="preserve">tests    </w:t>
+      </w:r>
+      <w:r>
+        <w:rPr>
+          <w:rStyle w:val="OperatorTok"/>
+        </w:rPr>
+        <w:t xml:space="preserve">(</w:t>
+      </w:r>
+      <w:r>
+        <w:rPr>
+          <w:rStyle w:val="NormalTok"/>
+        </w:rPr>
+        <w:t xml:space="preserve">cached</w:t>
+      </w:r>
+      <w:r>
+        <w:rPr>
+          <w:rStyle w:val="OperatorTok"/>
+        </w:rPr>
+        <w:t xml:space="preserve">)</w:t>
+      </w:r>
+    </w:p>
+    <w:p>
+      <w:pPr>
+        <w:pStyle w:val="FirstParagraph"/>
+      </w:pPr>
+      <w:r>
+        <w:t xml:space="preserve">Entegrasyon testlerinde doğrulanan örneklerden bazıları:</w:t>
+      </w:r>
+    </w:p>
+    <w:p>
+      <w:pPr>
+        <w:pStyle w:val="SourceCode"/>
+      </w:pPr>
+      <w:r>
+        <w:rPr>
+          <w:rStyle w:val="VerbatimChar"/>
+        </w:rPr>
+        <w:t xml:space="preserve">TestEndToEnd_Blink</w:t>
+      </w:r>
+      <w:r>
+        <w:br/>
+      </w:r>
+      <w:r>
+        <w:rPr>
+          <w:rStyle w:val="VerbatimChar"/>
+        </w:rPr>
+        <w:t xml:space="preserve">TestForwardAndBackwardBranchesCoexist</w:t>
+      </w:r>
+      <w:r>
+        <w:br/>
+      </w:r>
+      <w:r>
+        <w:rPr>
+          <w:rStyle w:val="VerbatimChar"/>
+        </w:rPr>
+        <w:t xml:space="preserve">TestBranchOverflowIsRejected</w:t>
+      </w:r>
+      <w:r>
+        <w:br/>
+      </w:r>
+      <w:r>
+        <w:rPr>
+          <w:rStyle w:val="VerbatimChar"/>
+        </w:rPr>
+        <w:t xml:space="preserve">TestDuplicateLocalLabelInOneFile</w:t>
+      </w:r>
+      <w:r>
+        <w:br/>
+      </w:r>
+      <w:r>
+        <w:rPr>
+          <w:rStyle w:val="VerbatimChar"/>
+        </w:rPr>
+        <w:t xml:space="preserve">TestUndefinedExternAcrossFiles</w:t>
+      </w:r>
+      <w:r>
+        <w:br/>
+      </w:r>
+      <w:r>
+        <w:rPr>
+          <w:rStyle w:val="VerbatimChar"/>
+        </w:rPr>
+        <w:t xml:space="preserve">TestDataAbsoluteReference</w:t>
+      </w:r>
+      <w:r>
+        <w:br/>
+      </w:r>
+      <w:r>
+        <w:rPr>
+          <w:rStyle w:val="VerbatimChar"/>
+        </w:rPr>
+        <w:t xml:space="preserve">TestLAPseudoCorrectness</w:t>
       </w:r>
     </w:p>
     <w:tbl>
@@ -3770,8 +8040,8 @@
         <w:t xml:space="preserve">Genel değerlendirme, sistemin yalnızca çalışır örnek üretmediğini; aynı zamanda yanlış girişlerde kontrollü hata verdiğini gösterir. Bu, mühendislik açısından linker doğruluğunun önemli bir parçasıdır (PÇ1, PÇ7).</w:t>
       </w:r>
     </w:p>
-    <w:bookmarkEnd w:id="19"/>
-    <w:bookmarkStart w:id="20" w:name="karşılaşılan-problemler-ve-çözümler"/>
+    <w:bookmarkEnd w:id="40"/>
+    <w:bookmarkStart w:id="41" w:name="karşılaşılan-problemler-ve-çözümler"/>
     <w:p>
       <w:pPr>
         <w:pStyle w:val="Heading2"/>
@@ -4116,8 +8386,8 @@
         <w:t xml:space="preserve">Bu çözümler, teknik doğruluk ve hata yönetimi kriterlerini doğrudan destekler (PÇ1, PÇ7).</w:t>
       </w:r>
     </w:p>
-    <w:bookmarkEnd w:id="20"/>
-    <w:bookmarkStart w:id="21" w:name="sürdürülebilirlik-değerlendirmesi"/>
+    <w:bookmarkEnd w:id="41"/>
+    <w:bookmarkStart w:id="42" w:name="sürdürülebilirlik-değerlendirmesi"/>
     <w:p>
       <w:pPr>
         <w:pStyle w:val="Heading2"/>
@@ -4150,8 +8420,8 @@
         <w:t xml:space="preserve">Toplumsal etki açısından proje, açık standartlar ve açık kaynak bileşenlerle düşük maliyetli öğrenme ortamı sunar. Öğrencilerin assembler, linker ve donanım entegrasyonu gibi soyut konuları çalışan bir sistem üzerinde gözlemleyebilmesi eğitim kalitesini artırır (PÇ8).</w:t>
       </w:r>
     </w:p>
-    <w:bookmarkEnd w:id="21"/>
-    <w:bookmarkStart w:id="22" w:name="etik-ve-hukuksal-değerlendirme"/>
+    <w:bookmarkEnd w:id="42"/>
+    <w:bookmarkStart w:id="43" w:name="etik-ve-hukuksal-değerlendirme"/>
     <w:p>
       <w:pPr>
         <w:pStyle w:val="Heading2"/>
@@ -4184,8 +8454,8 @@
         <w:t xml:space="preserve">Lisans farkındalığı açısından açık kaynak bileşenlerin kullanımı, ilgili repository ve dokümantasyonların incelenmesini gerektirir. Proje, kullanılan kaynakları sahiplenmeden referans gösterir ve eğitim amaçlı özgün uygulama üretir (PÇ9, PÇ10).</w:t>
       </w:r>
     </w:p>
-    <w:bookmarkEnd w:id="22"/>
-    <w:bookmarkStart w:id="23" w:name="takım-çalışması-ve-proje-yönetimi"/>
+    <w:bookmarkEnd w:id="43"/>
+    <w:bookmarkStart w:id="44" w:name="takım-çalışması-ve-proje-yönetimi"/>
     <w:p>
       <w:pPr>
         <w:pStyle w:val="Heading2"/>
@@ -4515,8 +8785,8 @@
         <w:t xml:space="preserve">Versiyon kontrolü, proje yönetiminin temel aracıdır. Kod, dokümantasyon, test ve rapor değişiklikleri aynı repository içinde izlenebilir. Bu yapı, ekip koordinasyonunu ve yapılan işlerin geriye dönük denetlenmesini kolaylaştırır (PÇ12, PÇ13).</w:t>
       </w:r>
     </w:p>
-    <w:bookmarkEnd w:id="23"/>
-    <w:bookmarkStart w:id="24" w:name="yaşam-boyu-öğrenme"/>
+    <w:bookmarkEnd w:id="44"/>
+    <w:bookmarkStart w:id="45" w:name="yaşam-boyu-öğrenme"/>
     <w:p>
       <w:pPr>
         <w:pStyle w:val="Heading2"/>
@@ -4549,8 +8819,8 @@
         <w:t xml:space="preserve">Yaşam boyu öğrenme açısından proje yalnızca mevcut araçları kullanmakla sınırlı değildir. Aksine, assembler ve linker gibi genellikle hazır kullanılan araçların iç yapısını yeniden tasarlayarak sistem yazılımına derinlikli bir bakış kazandırır.</w:t>
       </w:r>
     </w:p>
-    <w:bookmarkEnd w:id="24"/>
-    <w:bookmarkStart w:id="25" w:name="sonuç"/>
+    <w:bookmarkEnd w:id="45"/>
+    <w:bookmarkStart w:id="46" w:name="sonuç"/>
     <w:p>
       <w:pPr>
         <w:pStyle w:val="Heading2"/>
@@ -4598,8 +8868,8 @@
         <w:t xml:space="preserve">Sonuç olarak proje; literatür araştırması, yöntem gerekçesi, test ve analiz, etik-sürdürülebilirlik değerlendirmesi, takım çalışması ve sunuma uygun görsel yapı açısından değerlendirme tablosundaki tüm kriterleri karşılayacak biçimde tamamlanmıştır (PÇ6, PÇ8, PÇ9, PÇ10, PÇ12, PÇ13, PÇ17).</w:t>
       </w:r>
     </w:p>
-    <w:bookmarkEnd w:id="25"/>
-    <w:bookmarkStart w:id="26" w:name="kaynakça"/>
+    <w:bookmarkEnd w:id="46"/>
+    <w:bookmarkStart w:id="47" w:name="kaynakça"/>
     <w:p>
       <w:pPr>
         <w:pStyle w:val="Heading2"/>
@@ -4816,8 +9086,8 @@
         <w:t xml:space="preserve">.</w:t>
       </w:r>
     </w:p>
-    <w:bookmarkEnd w:id="26"/>
-    <w:bookmarkStart w:id="29" w:name="ekler"/>
+    <w:bookmarkEnd w:id="47"/>
+    <w:bookmarkStart w:id="50" w:name="ekler"/>
     <w:p>
       <w:pPr>
         <w:pStyle w:val="Heading2"/>
@@ -4826,7 +9096,7 @@
         <w:t xml:space="preserve">19. Ekler</w:t>
       </w:r>
     </w:p>
-    <w:bookmarkStart w:id="27" w:name="X4e672604095941f506a1cee3f7193318ed55c09"/>
+    <w:bookmarkStart w:id="48" w:name="X4e672604095941f506a1cee3f7193318ed55c09"/>
     <w:p>
       <w:pPr>
         <w:pStyle w:val="Heading3"/>
@@ -5450,8 +9720,8 @@
         </w:tc>
       </w:tr>
     </w:tbl>
-    <w:bookmarkEnd w:id="27"/>
-    <w:bookmarkStart w:id="28" w:name="ek-b---pdf-biçimlendirme-notu"/>
+    <w:bookmarkEnd w:id="48"/>
+    <w:bookmarkStart w:id="49" w:name="ek-b---pdf-biçimlendirme-notu"/>
     <w:p>
       <w:pPr>
         <w:pStyle w:val="Heading3"/>
@@ -5468,9 +9738,9 @@
         <w:t xml:space="preserve">Rapor Markdown formatında hazırlanmıştır. PDF’e dönüştürülürken gövde yazısı için Courier New 10 pt kullanılabilir. Mermaid diyagramları, PDF veya sunum ortamında görüntü olarak kullanılmak üzere ayrıca JPEG çıktısına dönüştürülebilir.</w:t>
       </w:r>
     </w:p>
-    <w:bookmarkEnd w:id="28"/>
-    <w:bookmarkEnd w:id="29"/>
-    <w:bookmarkEnd w:id="30"/>
+    <w:bookmarkEnd w:id="49"/>
+    <w:bookmarkEnd w:id="50"/>
+    <w:bookmarkEnd w:id="51"/>
     <w:sectPr>
       <w:footnotePr>
         <w:numRestart w:val="eachSect"/>
